--- a/doc/软件迭代记录.docx
+++ b/doc/软件迭代记录.docx
@@ -17,8 +17,6 @@
         </w:rPr>
         <w:t>软件迭代记录</w:t>
       </w:r>
-      <w:bookmarkStart w:id="0" w:name="_GoBack"/>
-      <w:bookmarkEnd w:id="0"/>
     </w:p>
     <w:p>
       <w:pPr>
@@ -150,7 +148,18 @@
           <w:szCs w:val="24"/>
           <w:lang w:val="en-US" w:eastAsia="zh-CN"/>
         </w:rPr>
-        <w:t>PLC采集信息号存在重复触发问题，导致重复采集情况发生。</w:t>
+        <w:t>PLC采集信息号存持续</w:t>
+      </w:r>
+      <w:bookmarkStart w:id="0" w:name="_GoBack"/>
+      <w:bookmarkEnd w:id="0"/>
+      <w:r>
+        <w:rPr>
+          <w:rFonts w:hint="eastAsia" w:ascii="Calibri" w:hAnsi="宋体" w:eastAsia="宋体" w:cs="宋体"/>
+          <w:sz w:val="24"/>
+          <w:szCs w:val="24"/>
+          <w:lang w:val="en-US" w:eastAsia="zh-CN"/>
+        </w:rPr>
+        <w:t>触发问题，导致重复采集情况发生。</w:t>
       </w:r>
     </w:p>
     <w:p>
@@ -1074,7 +1083,7 @@
     <w:lsdException w:qFormat="1" w:unhideWhenUsed="0" w:uiPriority="0" w:semiHidden="0" w:name="Title"/>
     <w:lsdException w:unhideWhenUsed="0" w:uiPriority="0" w:semiHidden="0" w:name="Closing"/>
     <w:lsdException w:unhideWhenUsed="0" w:uiPriority="0" w:semiHidden="0" w:name="Signature"/>
-    <w:lsdException w:unhideWhenUsed="0" w:uiPriority="0" w:name="Default Paragraph Font"/>
+    <w:lsdException w:qFormat="1" w:unhideWhenUsed="0" w:uiPriority="0" w:name="Default Paragraph Font"/>
     <w:lsdException w:unhideWhenUsed="0" w:uiPriority="0" w:semiHidden="0" w:name="Body Text"/>
     <w:lsdException w:unhideWhenUsed="0" w:uiPriority="0" w:semiHidden="0" w:name="Body Text Indent"/>
     <w:lsdException w:unhideWhenUsed="0" w:uiPriority="0" w:semiHidden="0" w:name="List Continue"/>
@@ -1112,7 +1121,7 @@
     <w:lsdException w:unhideWhenUsed="0" w:uiPriority="0" w:semiHidden="0" w:name="HTML Sample"/>
     <w:lsdException w:unhideWhenUsed="0" w:uiPriority="0" w:semiHidden="0" w:name="HTML Typewriter"/>
     <w:lsdException w:unhideWhenUsed="0" w:uiPriority="0" w:semiHidden="0" w:name="HTML Variable"/>
-    <w:lsdException w:unhideWhenUsed="0" w:uiPriority="0" w:name="Normal Table"/>
+    <w:lsdException w:qFormat="1" w:unhideWhenUsed="0" w:uiPriority="0" w:name="Normal Table"/>
     <w:lsdException w:unhideWhenUsed="0" w:uiPriority="0" w:semiHidden="0" w:name="annotation subject"/>
     <w:lsdException w:unhideWhenUsed="0" w:uiPriority="0" w:semiHidden="0" w:name="Table Simple 1"/>
     <w:lsdException w:unhideWhenUsed="0" w:uiPriority="0" w:semiHidden="0" w:name="Table Simple 2"/>
@@ -1334,11 +1343,13 @@
   <w:style w:type="character" w:default="1" w:styleId="6">
     <w:name w:val="Default Paragraph Font"/>
     <w:semiHidden/>
+    <w:qFormat/>
     <w:uiPriority w:val="0"/>
   </w:style>
   <w:style w:type="table" w:default="1" w:styleId="5">
     <w:name w:val="Normal Table"/>
     <w:semiHidden/>
+    <w:qFormat/>
     <w:uiPriority w:val="0"/>
     <w:tblPr>
       <w:tblCellMar>

--- a/doc/软件迭代记录.docx
+++ b/doc/软件迭代记录.docx
@@ -45,7 +45,7 @@
           <w:szCs w:val="28"/>
           <w:lang w:val="en-US" w:eastAsia="zh-CN"/>
         </w:rPr>
-        <w:t>0.0.3</w:t>
+        <w:t>0.0.4</w:t>
       </w:r>
     </w:p>
     <w:p>
@@ -54,19 +54,36 @@
         <w:spacing w:before="240" w:beforeAutospacing="0" w:after="100" w:afterAutospacing="0" w:line="300" w:lineRule="auto"/>
         <w:ind w:left="0" w:leftChars="0" w:right="0" w:rightChars="0"/>
         <w:rPr>
+          <w:rFonts w:hint="default" w:ascii="黑体" w:hAnsi="宋体" w:eastAsia="黑体" w:cs="黑体"/>
+          <w:sz w:val="26"/>
+          <w:szCs w:val="26"/>
+          <w:lang w:val="en-US" w:eastAsia="zh-CN"/>
+        </w:rPr>
+      </w:pPr>
+      <w:r>
+        <w:rPr>
+          <w:rFonts w:hint="default" w:ascii="黑体" w:hAnsi="宋体" w:eastAsia="黑体" w:cs="黑体"/>
+          <w:sz w:val="26"/>
+          <w:szCs w:val="26"/>
+        </w:rPr>
+        <w:t>迭代日期：202</w:t>
+      </w:r>
+      <w:r>
+        <w:rPr>
           <w:rFonts w:hint="eastAsia" w:ascii="黑体" w:hAnsi="宋体" w:eastAsia="黑体" w:cs="黑体"/>
           <w:sz w:val="26"/>
           <w:szCs w:val="26"/>
           <w:lang w:val="en-US" w:eastAsia="zh-CN"/>
         </w:rPr>
-      </w:pPr>
-      <w:r>
-        <w:rPr>
-          <w:rFonts w:hint="default" w:ascii="黑体" w:hAnsi="宋体" w:eastAsia="黑体" w:cs="黑体"/>
-          <w:sz w:val="26"/>
-          <w:szCs w:val="26"/>
-        </w:rPr>
-        <w:t>迭代日期：202</w:t>
+        <w:t>6</w:t>
+      </w:r>
+      <w:r>
+        <w:rPr>
+          <w:rFonts w:hint="default" w:ascii="黑体" w:hAnsi="宋体" w:eastAsia="黑体" w:cs="黑体"/>
+          <w:sz w:val="26"/>
+          <w:szCs w:val="26"/>
+        </w:rPr>
+        <w:t>-</w:t>
       </w:r>
       <w:r>
         <w:rPr>
@@ -75,42 +92,10 @@
           <w:szCs w:val="26"/>
           <w:lang w:val="en-US" w:eastAsia="zh-CN"/>
         </w:rPr>
-        <w:t>6</w:t>
-      </w:r>
-      <w:r>
-        <w:rPr>
-          <w:rFonts w:hint="default" w:ascii="黑体" w:hAnsi="宋体" w:eastAsia="黑体" w:cs="黑体"/>
-          <w:sz w:val="26"/>
-          <w:szCs w:val="26"/>
-        </w:rPr>
-        <w:t>-0</w:t>
-      </w:r>
-      <w:r>
-        <w:rPr>
-          <w:rFonts w:hint="eastAsia" w:ascii="黑体" w:hAnsi="宋体" w:eastAsia="黑体" w:cs="黑体"/>
-          <w:sz w:val="26"/>
-          <w:szCs w:val="26"/>
-          <w:lang w:val="en-US" w:eastAsia="zh-CN"/>
-        </w:rPr>
-        <w:t>5</w:t>
-      </w:r>
-      <w:r>
-        <w:rPr>
-          <w:rFonts w:hint="default" w:ascii="黑体" w:hAnsi="宋体" w:eastAsia="黑体" w:cs="黑体"/>
-          <w:sz w:val="26"/>
-          <w:szCs w:val="26"/>
-        </w:rPr>
-        <w:t>-0</w:t>
-      </w:r>
-      <w:r>
-        <w:rPr>
-          <w:rFonts w:hint="eastAsia" w:ascii="黑体" w:hAnsi="宋体" w:eastAsia="黑体" w:cs="黑体"/>
-          <w:sz w:val="26"/>
-          <w:szCs w:val="26"/>
-          <w:lang w:val="en-US" w:eastAsia="zh-CN"/>
-        </w:rPr>
-        <w:t>7</w:t>
-      </w:r>
+        <w:t>00-00</w:t>
+      </w:r>
+      <w:bookmarkStart w:id="0" w:name="_GoBack"/>
+      <w:bookmarkEnd w:id="0"/>
     </w:p>
     <w:p>
       <w:pPr>
@@ -148,37 +133,7 @@
           <w:szCs w:val="24"/>
           <w:lang w:val="en-US" w:eastAsia="zh-CN"/>
         </w:rPr>
-        <w:t>PLC采集信息号存持续</w:t>
-      </w:r>
-      <w:bookmarkStart w:id="0" w:name="_GoBack"/>
-      <w:bookmarkEnd w:id="0"/>
-      <w:r>
-        <w:rPr>
-          <w:rFonts w:hint="eastAsia" w:ascii="Calibri" w:hAnsi="宋体" w:eastAsia="宋体" w:cs="宋体"/>
-          <w:sz w:val="24"/>
-          <w:szCs w:val="24"/>
-          <w:lang w:val="en-US" w:eastAsia="zh-CN"/>
-        </w:rPr>
-        <w:t>触发问题，导致重复采集情况发生。</w:t>
-      </w:r>
-    </w:p>
-    <w:p>
-      <w:pPr>
-        <w:numPr>
-          <w:ilvl w:val="0"/>
-          <w:numId w:val="1"/>
-        </w:numPr>
-        <w:spacing w:before="0" w:beforeAutospacing="0" w:after="0" w:afterAutospacing="0" w:line="300" w:lineRule="auto"/>
-        <w:ind w:left="0" w:leftChars="0" w:right="0" w:rightChars="0"/>
-      </w:pPr>
-      <w:r>
-        <w:rPr>
-          <w:rFonts w:hint="eastAsia" w:ascii="Calibri" w:hAnsi="宋体" w:eastAsia="宋体" w:cs="宋体"/>
-          <w:sz w:val="24"/>
-          <w:szCs w:val="24"/>
-          <w:lang w:val="en-US" w:eastAsia="zh-CN"/>
-        </w:rPr>
-        <w:t>客户端默认全屏模式会对生产人员操作造成影响，现场人员可能因此关闭采集软件，进而导致无法正常采集。</w:t>
+        <w:t>添加五菱装配线精追。</w:t>
       </w:r>
     </w:p>
     <w:p>
@@ -199,31 +154,6 @@
           <w:szCs w:val="26"/>
         </w:rPr>
         <w:t>迭代内容：</w:t>
-      </w:r>
-    </w:p>
-    <w:p>
-      <w:pPr>
-        <w:numPr>
-          <w:ilvl w:val="0"/>
-          <w:numId w:val="2"/>
-        </w:numPr>
-        <w:spacing w:before="100" w:beforeAutospacing="0" w:after="0" w:afterAutospacing="0" w:line="300" w:lineRule="auto"/>
-        <w:ind w:left="425" w:leftChars="0" w:right="0" w:rightChars="0" w:hanging="425" w:firstLineChars="0"/>
-        <w:rPr>
-          <w:rFonts w:hint="default" w:ascii="Calibri" w:hAnsi="宋体" w:eastAsia="宋体" w:cs="宋体"/>
-          <w:sz w:val="24"/>
-          <w:szCs w:val="24"/>
-          <w:lang w:val="en-US" w:eastAsia="zh-CN"/>
-        </w:rPr>
-      </w:pPr>
-      <w:r>
-        <w:rPr>
-          <w:rFonts w:hint="eastAsia" w:ascii="Calibri" w:hAnsi="宋体" w:eastAsia="宋体" w:cs="宋体"/>
-          <w:sz w:val="24"/>
-          <w:szCs w:val="24"/>
-          <w:lang w:val="en-US" w:eastAsia="zh-CN"/>
-        </w:rPr>
-        <w:t>将采集功能调整为后台服务模式运行。</w:t>
       </w:r>
     </w:p>
     <w:p>
@@ -233,13 +163,7 @@
           <w:numId w:val="2"/>
         </w:numPr>
         <w:spacing w:before="0" w:beforeAutospacing="0" w:after="0" w:afterAutospacing="0" w:line="300" w:lineRule="auto"/>
-        <w:ind w:left="425" w:leftChars="0" w:right="0" w:rightChars="0" w:hanging="425" w:firstLineChars="0"/>
-        <w:rPr>
-          <w:rFonts w:hint="default" w:ascii="Calibri" w:hAnsi="宋体" w:eastAsia="宋体" w:cs="宋体"/>
-          <w:sz w:val="24"/>
-          <w:szCs w:val="24"/>
-          <w:lang w:val="en-US" w:eastAsia="zh-CN"/>
-        </w:rPr>
+        <w:ind w:left="0" w:leftChars="0" w:right="0" w:rightChars="0"/>
       </w:pPr>
       <w:r>
         <w:rPr>
@@ -248,7 +172,128 @@
           <w:szCs w:val="24"/>
           <w:lang w:val="en-US" w:eastAsia="zh-CN"/>
         </w:rPr>
-        <w:t>装配线采集触发新增托盘号检测、热处理采集触发新增序列码检测，优化重复采集问题。</w:t>
+        <w:t>添加五菱装配线精追。</w:t>
+      </w:r>
+    </w:p>
+    <w:p>
+      <w:pPr>
+        <w:rPr>
+          <w:rFonts w:hint="default"/>
+        </w:rPr>
+      </w:pPr>
+    </w:p>
+    <w:p>
+      <w:pPr>
+        <w:pStyle w:val="3"/>
+        <w:spacing w:before="320" w:beforeAutospacing="0" w:after="100" w:afterAutospacing="0" w:line="300" w:lineRule="auto"/>
+        <w:ind w:left="0" w:leftChars="0" w:right="0" w:rightChars="0"/>
+        <w:rPr>
+          <w:rFonts w:hint="default" w:ascii="黑体" w:hAnsi="宋体" w:eastAsia="黑体" w:cs="黑体"/>
+          <w:sz w:val="28"/>
+          <w:szCs w:val="28"/>
+          <w:lang w:val="en-US" w:eastAsia="zh-CN"/>
+        </w:rPr>
+      </w:pPr>
+      <w:r>
+        <w:rPr>
+          <w:rFonts w:hint="default" w:ascii="黑体" w:hAnsi="宋体" w:eastAsia="黑体" w:cs="黑体"/>
+          <w:sz w:val="28"/>
+          <w:szCs w:val="28"/>
+        </w:rPr>
+        <w:t>版本号：V1.</w:t>
+      </w:r>
+      <w:r>
+        <w:rPr>
+          <w:rFonts w:hint="eastAsia" w:ascii="黑体" w:hAnsi="宋体" w:cs="黑体"/>
+          <w:sz w:val="28"/>
+          <w:szCs w:val="28"/>
+          <w:lang w:val="en-US" w:eastAsia="zh-CN"/>
+        </w:rPr>
+        <w:t>0.0.3</w:t>
+      </w:r>
+    </w:p>
+    <w:p>
+      <w:pPr>
+        <w:pStyle w:val="4"/>
+        <w:spacing w:before="240" w:beforeAutospacing="0" w:after="100" w:afterAutospacing="0" w:line="300" w:lineRule="auto"/>
+        <w:ind w:left="0" w:leftChars="0" w:right="0" w:rightChars="0"/>
+        <w:rPr>
+          <w:rFonts w:hint="eastAsia" w:ascii="黑体" w:hAnsi="宋体" w:eastAsia="黑体" w:cs="黑体"/>
+          <w:sz w:val="26"/>
+          <w:szCs w:val="26"/>
+          <w:lang w:val="en-US" w:eastAsia="zh-CN"/>
+        </w:rPr>
+      </w:pPr>
+      <w:r>
+        <w:rPr>
+          <w:rFonts w:hint="default" w:ascii="黑体" w:hAnsi="宋体" w:eastAsia="黑体" w:cs="黑体"/>
+          <w:sz w:val="26"/>
+          <w:szCs w:val="26"/>
+        </w:rPr>
+        <w:t>迭代日期：202</w:t>
+      </w:r>
+      <w:r>
+        <w:rPr>
+          <w:rFonts w:hint="eastAsia" w:ascii="黑体" w:hAnsi="宋体" w:eastAsia="黑体" w:cs="黑体"/>
+          <w:sz w:val="26"/>
+          <w:szCs w:val="26"/>
+          <w:lang w:val="en-US" w:eastAsia="zh-CN"/>
+        </w:rPr>
+        <w:t>6</w:t>
+      </w:r>
+      <w:r>
+        <w:rPr>
+          <w:rFonts w:hint="default" w:ascii="黑体" w:hAnsi="宋体" w:eastAsia="黑体" w:cs="黑体"/>
+          <w:sz w:val="26"/>
+          <w:szCs w:val="26"/>
+        </w:rPr>
+        <w:t>-0</w:t>
+      </w:r>
+      <w:r>
+        <w:rPr>
+          <w:rFonts w:hint="eastAsia" w:ascii="黑体" w:hAnsi="宋体" w:eastAsia="黑体" w:cs="黑体"/>
+          <w:sz w:val="26"/>
+          <w:szCs w:val="26"/>
+          <w:lang w:val="en-US" w:eastAsia="zh-CN"/>
+        </w:rPr>
+        <w:t>5</w:t>
+      </w:r>
+      <w:r>
+        <w:rPr>
+          <w:rFonts w:hint="default" w:ascii="黑体" w:hAnsi="宋体" w:eastAsia="黑体" w:cs="黑体"/>
+          <w:sz w:val="26"/>
+          <w:szCs w:val="26"/>
+        </w:rPr>
+        <w:t>-0</w:t>
+      </w:r>
+      <w:r>
+        <w:rPr>
+          <w:rFonts w:hint="eastAsia" w:ascii="黑体" w:hAnsi="宋体" w:eastAsia="黑体" w:cs="黑体"/>
+          <w:sz w:val="26"/>
+          <w:szCs w:val="26"/>
+          <w:lang w:val="en-US" w:eastAsia="zh-CN"/>
+        </w:rPr>
+        <w:t>7</w:t>
+      </w:r>
+    </w:p>
+    <w:p>
+      <w:pPr>
+        <w:pStyle w:val="4"/>
+        <w:spacing w:before="240" w:beforeAutospacing="0" w:after="100" w:afterAutospacing="0" w:line="300" w:lineRule="auto"/>
+        <w:ind w:left="0" w:leftChars="0" w:right="0" w:rightChars="0"/>
+        <w:rPr>
+          <w:rFonts w:hint="default" w:ascii="黑体" w:hAnsi="宋体" w:eastAsia="黑体" w:cs="黑体"/>
+          <w:sz w:val="26"/>
+          <w:szCs w:val="26"/>
+        </w:rPr>
+      </w:pPr>
+      <w:r>
+        <w:rPr>
+          <w:rFonts w:hint="default" w:ascii="黑体" w:hAnsi="宋体" w:eastAsia="黑体" w:cs="黑体"/>
+          <w:sz w:val="26"/>
+          <w:szCs w:val="26"/>
+        </w:rPr>
+        <w:t>迭代原因：</w:t>
       </w:r>
     </w:p>
     <w:p>
@@ -258,30 +303,16 @@
           <w:numId w:val="2"/>
         </w:numPr>
         <w:spacing w:before="0" w:beforeAutospacing="0" w:after="0" w:afterAutospacing="0" w:line="300" w:lineRule="auto"/>
-        <w:ind w:left="425" w:leftChars="0" w:right="0" w:rightChars="0" w:hanging="425" w:firstLineChars="0"/>
+        <w:ind w:left="0" w:leftChars="0" w:right="0" w:rightChars="0"/>
+      </w:pPr>
+      <w:r>
         <w:rPr>
           <w:rFonts w:hint="eastAsia" w:ascii="Calibri" w:hAnsi="宋体" w:eastAsia="宋体" w:cs="宋体"/>
           <w:sz w:val="24"/>
           <w:szCs w:val="24"/>
           <w:lang w:val="en-US" w:eastAsia="zh-CN"/>
         </w:rPr>
-      </w:pPr>
-      <w:r>
-        <w:rPr>
-          <w:rFonts w:hint="default" w:ascii="Calibri" w:hAnsi="宋体" w:eastAsia="宋体" w:cs="宋体"/>
-          <w:sz w:val="24"/>
-          <w:szCs w:val="24"/>
-        </w:rPr>
-        <w:t>优化系统</w:t>
-      </w:r>
-      <w:r>
-        <w:rPr>
-          <w:rFonts w:hint="eastAsia" w:ascii="Calibri" w:hAnsi="宋体" w:eastAsia="宋体" w:cs="宋体"/>
-          <w:sz w:val="24"/>
-          <w:szCs w:val="24"/>
-          <w:lang w:val="en-US" w:eastAsia="zh-CN"/>
-        </w:rPr>
-        <w:t>采集管理功能，将现有的采集集成到一个软件。便于后续统一维护与管理，减少多软件并行运行的冲突，降低生产现场人员的操作复杂度。</w:t>
+        <w:t>PLC采集信息号存持续触发问题，导致重复采集情况发生。</w:t>
       </w:r>
     </w:p>
     <w:p>
@@ -289,6 +320,128 @@
         <w:numPr>
           <w:ilvl w:val="0"/>
           <w:numId w:val="2"/>
+        </w:numPr>
+        <w:spacing w:before="0" w:beforeAutospacing="0" w:after="0" w:afterAutospacing="0" w:line="300" w:lineRule="auto"/>
+        <w:ind w:left="0" w:leftChars="0" w:right="0" w:rightChars="0"/>
+      </w:pPr>
+      <w:r>
+        <w:rPr>
+          <w:rFonts w:hint="eastAsia" w:ascii="Calibri" w:hAnsi="宋体" w:eastAsia="宋体" w:cs="宋体"/>
+          <w:sz w:val="24"/>
+          <w:szCs w:val="24"/>
+          <w:lang w:val="en-US" w:eastAsia="zh-CN"/>
+        </w:rPr>
+        <w:t>客户端默认全屏模式会对生产人员操作造成影响，现场人员可能因此关闭采集软件，进而导致无法正常采集。</w:t>
+      </w:r>
+    </w:p>
+    <w:p>
+      <w:pPr>
+        <w:pStyle w:val="4"/>
+        <w:spacing w:before="240" w:beforeAutospacing="0" w:after="100" w:afterAutospacing="0" w:line="300" w:lineRule="auto"/>
+        <w:ind w:left="0" w:leftChars="0" w:right="0" w:rightChars="0"/>
+        <w:rPr>
+          <w:rFonts w:hint="default" w:ascii="黑体" w:hAnsi="宋体" w:eastAsia="黑体" w:cs="黑体"/>
+          <w:sz w:val="26"/>
+          <w:szCs w:val="26"/>
+        </w:rPr>
+      </w:pPr>
+      <w:r>
+        <w:rPr>
+          <w:rFonts w:hint="default" w:ascii="黑体" w:hAnsi="宋体" w:eastAsia="黑体" w:cs="黑体"/>
+          <w:sz w:val="26"/>
+          <w:szCs w:val="26"/>
+        </w:rPr>
+        <w:t>迭代内容：</w:t>
+      </w:r>
+    </w:p>
+    <w:p>
+      <w:pPr>
+        <w:numPr>
+          <w:ilvl w:val="0"/>
+          <w:numId w:val="3"/>
+        </w:numPr>
+        <w:spacing w:before="100" w:beforeAutospacing="0" w:after="0" w:afterAutospacing="0" w:line="300" w:lineRule="auto"/>
+        <w:ind w:left="425" w:leftChars="0" w:right="0" w:rightChars="0" w:hanging="425" w:firstLineChars="0"/>
+        <w:rPr>
+          <w:rFonts w:hint="default" w:ascii="Calibri" w:hAnsi="宋体" w:eastAsia="宋体" w:cs="宋体"/>
+          <w:sz w:val="24"/>
+          <w:szCs w:val="24"/>
+          <w:lang w:val="en-US" w:eastAsia="zh-CN"/>
+        </w:rPr>
+      </w:pPr>
+      <w:r>
+        <w:rPr>
+          <w:rFonts w:hint="eastAsia" w:ascii="Calibri" w:hAnsi="宋体" w:eastAsia="宋体" w:cs="宋体"/>
+          <w:sz w:val="24"/>
+          <w:szCs w:val="24"/>
+          <w:lang w:val="en-US" w:eastAsia="zh-CN"/>
+        </w:rPr>
+        <w:t>将采集功能调整为后台服务模式运行。</w:t>
+      </w:r>
+    </w:p>
+    <w:p>
+      <w:pPr>
+        <w:numPr>
+          <w:ilvl w:val="0"/>
+          <w:numId w:val="3"/>
+        </w:numPr>
+        <w:spacing w:before="0" w:beforeAutospacing="0" w:after="0" w:afterAutospacing="0" w:line="300" w:lineRule="auto"/>
+        <w:ind w:left="425" w:leftChars="0" w:right="0" w:rightChars="0" w:hanging="425" w:firstLineChars="0"/>
+        <w:rPr>
+          <w:rFonts w:hint="default" w:ascii="Calibri" w:hAnsi="宋体" w:eastAsia="宋体" w:cs="宋体"/>
+          <w:sz w:val="24"/>
+          <w:szCs w:val="24"/>
+          <w:lang w:val="en-US" w:eastAsia="zh-CN"/>
+        </w:rPr>
+      </w:pPr>
+      <w:r>
+        <w:rPr>
+          <w:rFonts w:hint="eastAsia" w:ascii="Calibri" w:hAnsi="宋体" w:eastAsia="宋体" w:cs="宋体"/>
+          <w:sz w:val="24"/>
+          <w:szCs w:val="24"/>
+          <w:lang w:val="en-US" w:eastAsia="zh-CN"/>
+        </w:rPr>
+        <w:t>装配线采集触发新增托盘号检测、热处理采集触发新增序列码检测，优化重复采集问题。</w:t>
+      </w:r>
+    </w:p>
+    <w:p>
+      <w:pPr>
+        <w:numPr>
+          <w:ilvl w:val="0"/>
+          <w:numId w:val="3"/>
+        </w:numPr>
+        <w:spacing w:before="0" w:beforeAutospacing="0" w:after="0" w:afterAutospacing="0" w:line="300" w:lineRule="auto"/>
+        <w:ind w:left="425" w:leftChars="0" w:right="0" w:rightChars="0" w:hanging="425" w:firstLineChars="0"/>
+        <w:rPr>
+          <w:rFonts w:hint="eastAsia" w:ascii="Calibri" w:hAnsi="宋体" w:eastAsia="宋体" w:cs="宋体"/>
+          <w:sz w:val="24"/>
+          <w:szCs w:val="24"/>
+          <w:lang w:val="en-US" w:eastAsia="zh-CN"/>
+        </w:rPr>
+      </w:pPr>
+      <w:r>
+        <w:rPr>
+          <w:rFonts w:hint="default" w:ascii="Calibri" w:hAnsi="宋体" w:eastAsia="宋体" w:cs="宋体"/>
+          <w:sz w:val="24"/>
+          <w:szCs w:val="24"/>
+        </w:rPr>
+        <w:t>优化系统</w:t>
+      </w:r>
+      <w:r>
+        <w:rPr>
+          <w:rFonts w:hint="eastAsia" w:ascii="Calibri" w:hAnsi="宋体" w:eastAsia="宋体" w:cs="宋体"/>
+          <w:sz w:val="24"/>
+          <w:szCs w:val="24"/>
+          <w:lang w:val="en-US" w:eastAsia="zh-CN"/>
+        </w:rPr>
+        <w:t>采集管理功能，将现有的采集集成到一个软件。便于后续统一维护与管理，减少多软件并行运行的冲突，降低生产现场人员的操作复杂度。</w:t>
+      </w:r>
+    </w:p>
+    <w:p>
+      <w:pPr>
+        <w:numPr>
+          <w:ilvl w:val="0"/>
+          <w:numId w:val="3"/>
         </w:numPr>
         <w:spacing w:before="0" w:beforeAutospacing="0" w:after="0" w:afterAutospacing="0" w:line="300" w:lineRule="auto"/>
         <w:ind w:left="425" w:leftChars="0" w:right="0" w:rightChars="0" w:hanging="425" w:firstLineChars="0"/>
@@ -746,7 +899,7 @@
       <w:pPr>
         <w:numPr>
           <w:ilvl w:val="0"/>
-          <w:numId w:val="1"/>
+          <w:numId w:val="2"/>
         </w:numPr>
         <w:spacing w:before="0" w:beforeAutospacing="0" w:after="0" w:afterAutospacing="0" w:line="300" w:lineRule="auto"/>
         <w:ind w:left="0" w:leftChars="0" w:right="0" w:rightChars="0"/>
@@ -771,7 +924,7 @@
       <w:pPr>
         <w:numPr>
           <w:ilvl w:val="0"/>
-          <w:numId w:val="1"/>
+          <w:numId w:val="2"/>
         </w:numPr>
         <w:spacing w:before="0" w:beforeAutospacing="0" w:after="0" w:afterAutospacing="0" w:line="300" w:lineRule="auto"/>
         <w:ind w:left="0" w:leftChars="0" w:right="0" w:rightChars="0"/>
@@ -970,6 +1123,18 @@
 <file path=word/numbering.xml><?xml version="1.0" encoding="utf-8"?>
 <w:numbering xmlns:wpc="http://schemas.microsoft.com/office/word/2010/wordprocessingCanvas" xmlns:mc="http://schemas.openxmlformats.org/markup-compatibility/2006" xmlns:o="urn:schemas-microsoft-com:office:office" xmlns:r="http://schemas.openxmlformats.org/officeDocument/2006/relationships" xmlns:m="http://schemas.openxmlformats.org/officeDocument/2006/math" xmlns:v="urn:schemas-microsoft-com:vml" xmlns:wp14="http://schemas.microsoft.com/office/word/2010/wordprocessingDrawing" xmlns:wp="http://schemas.openxmlformats.org/drawingml/2006/wordprocessingDrawing" xmlns:w10="urn:schemas-microsoft-com:office:word" xmlns:w="http://schemas.openxmlformats.org/wordprocessingml/2006/main" xmlns:w14="http://schemas.microsoft.com/office/word/2010/wordml" xmlns:wpg="http://schemas.microsoft.com/office/word/2010/wordprocessingGroup" xmlns:wpi="http://schemas.microsoft.com/office/word/2010/wordprocessingInk" xmlns:wne="http://schemas.microsoft.com/office/word/2006/wordml" xmlns:wps="http://schemas.microsoft.com/office/word/2010/wordprocessingShape" xmlns:wpsCustomData="http://www.wps.cn/officeDocument/2013/wpsCustomData" mc:Ignorable="w14 wp14">
   <w:abstractNum w:abstractNumId="0">
+    <w:nsid w:val="C89BB4CB"/>
+    <w:multiLevelType w:val="singleLevel"/>
+    <w:tmpl w:val="C89BB4CB"/>
+    <w:lvl w:ilvl="0" w:tentative="0">
+      <w:start w:val="1"/>
+      <w:numFmt w:val="decimal"/>
+      <w:suff w:val="space"/>
+      <w:lvlText w:val="%1."/>
+      <w:lvlJc w:val="left"/>
+    </w:lvl>
+  </w:abstractNum>
+  <w:abstractNum w:abstractNumId="1">
     <w:nsid w:val="D379CE54"/>
     <w:multiLevelType w:val="singleLevel"/>
     <w:tmpl w:val="D379CE54"/>
@@ -981,7 +1146,7 @@
       <w:lvlJc w:val="left"/>
     </w:lvl>
   </w:abstractNum>
-  <w:abstractNum w:abstractNumId="1">
+  <w:abstractNum w:abstractNumId="2">
     <w:nsid w:val="DF800451"/>
     <w:multiLevelType w:val="singleLevel"/>
     <w:tmpl w:val="DF800451"/>
@@ -999,10 +1164,13 @@
     </w:lvl>
   </w:abstractNum>
   <w:num w:numId="1">
+    <w:abstractNumId w:val="1"/>
+  </w:num>
+  <w:num w:numId="2">
     <w:abstractNumId w:val="0"/>
   </w:num>
-  <w:num w:numId="2">
-    <w:abstractNumId w:val="1"/>
+  <w:num w:numId="3">
+    <w:abstractNumId w:val="2"/>
   </w:num>
 </w:numbering>
 </file>

--- a/doc/软件迭代记录.docx
+++ b/doc/软件迭代记录.docx
@@ -45,7 +45,7 @@
           <w:szCs w:val="28"/>
           <w:lang w:val="en-US" w:eastAsia="zh-CN"/>
         </w:rPr>
-        <w:t>0.0.4</w:t>
+        <w:t>0.0.5</w:t>
       </w:r>
     </w:p>
     <w:p>
@@ -94,8 +94,6 @@
         </w:rPr>
         <w:t>00-00</w:t>
       </w:r>
-      <w:bookmarkStart w:id="0" w:name="_GoBack"/>
-      <w:bookmarkEnd w:id="0"/>
     </w:p>
     <w:p>
       <w:pPr>
@@ -138,6 +136,13 @@
     </w:p>
     <w:p>
       <w:pPr>
+        <w:rPr>
+          <w:rFonts w:hint="default"/>
+        </w:rPr>
+      </w:pPr>
+    </w:p>
+    <w:p>
+      <w:pPr>
         <w:pStyle w:val="4"/>
         <w:spacing w:before="240" w:beforeAutospacing="0" w:after="100" w:afterAutospacing="0" w:line="300" w:lineRule="auto"/>
         <w:ind w:left="0" w:leftChars="0" w:right="0" w:rightChars="0"/>
@@ -184,6 +189,13 @@
     </w:p>
     <w:p>
       <w:pPr>
+        <w:rPr>
+          <w:rFonts w:hint="default"/>
+        </w:rPr>
+      </w:pPr>
+    </w:p>
+    <w:p>
+      <w:pPr>
         <w:pStyle w:val="3"/>
         <w:spacing w:before="320" w:beforeAutospacing="0" w:after="100" w:afterAutospacing="0" w:line="300" w:lineRule="auto"/>
         <w:ind w:left="0" w:leftChars="0" w:right="0" w:rightChars="0"/>
@@ -209,7 +221,7 @@
           <w:szCs w:val="28"/>
           <w:lang w:val="en-US" w:eastAsia="zh-CN"/>
         </w:rPr>
-        <w:t>0.0.3</w:t>
+        <w:t>0.0.4</w:t>
       </w:r>
     </w:p>
     <w:p>
@@ -218,19 +230,36 @@
         <w:spacing w:before="240" w:beforeAutospacing="0" w:after="100" w:afterAutospacing="0" w:line="300" w:lineRule="auto"/>
         <w:ind w:left="0" w:leftChars="0" w:right="0" w:rightChars="0"/>
         <w:rPr>
+          <w:rFonts w:hint="default" w:ascii="黑体" w:hAnsi="宋体" w:eastAsia="黑体" w:cs="黑体"/>
+          <w:sz w:val="26"/>
+          <w:szCs w:val="26"/>
+          <w:lang w:val="en-US" w:eastAsia="zh-CN"/>
+        </w:rPr>
+      </w:pPr>
+      <w:r>
+        <w:rPr>
+          <w:rFonts w:hint="default" w:ascii="黑体" w:hAnsi="宋体" w:eastAsia="黑体" w:cs="黑体"/>
+          <w:sz w:val="26"/>
+          <w:szCs w:val="26"/>
+        </w:rPr>
+        <w:t>迭代日期：202</w:t>
+      </w:r>
+      <w:r>
+        <w:rPr>
           <w:rFonts w:hint="eastAsia" w:ascii="黑体" w:hAnsi="宋体" w:eastAsia="黑体" w:cs="黑体"/>
           <w:sz w:val="26"/>
           <w:szCs w:val="26"/>
           <w:lang w:val="en-US" w:eastAsia="zh-CN"/>
         </w:rPr>
-      </w:pPr>
-      <w:r>
-        <w:rPr>
-          <w:rFonts w:hint="default" w:ascii="黑体" w:hAnsi="宋体" w:eastAsia="黑体" w:cs="黑体"/>
-          <w:sz w:val="26"/>
-          <w:szCs w:val="26"/>
-        </w:rPr>
-        <w:t>迭代日期：202</w:t>
+        <w:t>6</w:t>
+      </w:r>
+      <w:r>
+        <w:rPr>
+          <w:rFonts w:hint="default" w:ascii="黑体" w:hAnsi="宋体" w:eastAsia="黑体" w:cs="黑体"/>
+          <w:sz w:val="26"/>
+          <w:szCs w:val="26"/>
+        </w:rPr>
+        <w:t>-</w:t>
       </w:r>
       <w:r>
         <w:rPr>
@@ -239,41 +268,7 @@
           <w:szCs w:val="26"/>
           <w:lang w:val="en-US" w:eastAsia="zh-CN"/>
         </w:rPr>
-        <w:t>6</w:t>
-      </w:r>
-      <w:r>
-        <w:rPr>
-          <w:rFonts w:hint="default" w:ascii="黑体" w:hAnsi="宋体" w:eastAsia="黑体" w:cs="黑体"/>
-          <w:sz w:val="26"/>
-          <w:szCs w:val="26"/>
-        </w:rPr>
-        <w:t>-0</w:t>
-      </w:r>
-      <w:r>
-        <w:rPr>
-          <w:rFonts w:hint="eastAsia" w:ascii="黑体" w:hAnsi="宋体" w:eastAsia="黑体" w:cs="黑体"/>
-          <w:sz w:val="26"/>
-          <w:szCs w:val="26"/>
-          <w:lang w:val="en-US" w:eastAsia="zh-CN"/>
-        </w:rPr>
-        <w:t>5</w:t>
-      </w:r>
-      <w:r>
-        <w:rPr>
-          <w:rFonts w:hint="default" w:ascii="黑体" w:hAnsi="宋体" w:eastAsia="黑体" w:cs="黑体"/>
-          <w:sz w:val="26"/>
-          <w:szCs w:val="26"/>
-        </w:rPr>
-        <w:t>-0</w:t>
-      </w:r>
-      <w:r>
-        <w:rPr>
-          <w:rFonts w:hint="eastAsia" w:ascii="黑体" w:hAnsi="宋体" w:eastAsia="黑体" w:cs="黑体"/>
-          <w:sz w:val="26"/>
-          <w:szCs w:val="26"/>
-          <w:lang w:val="en-US" w:eastAsia="zh-CN"/>
-        </w:rPr>
-        <w:t>7</w:t>
+        <w:t>00-00</w:t>
       </w:r>
     </w:p>
     <w:p>
@@ -294,89 +289,6 @@
           <w:szCs w:val="26"/>
         </w:rPr>
         <w:t>迭代原因：</w:t>
-      </w:r>
-    </w:p>
-    <w:p>
-      <w:pPr>
-        <w:numPr>
-          <w:ilvl w:val="0"/>
-          <w:numId w:val="2"/>
-        </w:numPr>
-        <w:spacing w:before="0" w:beforeAutospacing="0" w:after="0" w:afterAutospacing="0" w:line="300" w:lineRule="auto"/>
-        <w:ind w:left="0" w:leftChars="0" w:right="0" w:rightChars="0"/>
-      </w:pPr>
-      <w:r>
-        <w:rPr>
-          <w:rFonts w:hint="eastAsia" w:ascii="Calibri" w:hAnsi="宋体" w:eastAsia="宋体" w:cs="宋体"/>
-          <w:sz w:val="24"/>
-          <w:szCs w:val="24"/>
-          <w:lang w:val="en-US" w:eastAsia="zh-CN"/>
-        </w:rPr>
-        <w:t>PLC采集信息号存持续触发问题，导致重复采集情况发生。</w:t>
-      </w:r>
-    </w:p>
-    <w:p>
-      <w:pPr>
-        <w:numPr>
-          <w:ilvl w:val="0"/>
-          <w:numId w:val="2"/>
-        </w:numPr>
-        <w:spacing w:before="0" w:beforeAutospacing="0" w:after="0" w:afterAutospacing="0" w:line="300" w:lineRule="auto"/>
-        <w:ind w:left="0" w:leftChars="0" w:right="0" w:rightChars="0"/>
-      </w:pPr>
-      <w:r>
-        <w:rPr>
-          <w:rFonts w:hint="eastAsia" w:ascii="Calibri" w:hAnsi="宋体" w:eastAsia="宋体" w:cs="宋体"/>
-          <w:sz w:val="24"/>
-          <w:szCs w:val="24"/>
-          <w:lang w:val="en-US" w:eastAsia="zh-CN"/>
-        </w:rPr>
-        <w:t>客户端默认全屏模式会对生产人员操作造成影响，现场人员可能因此关闭采集软件，进而导致无法正常采集。</w:t>
-      </w:r>
-    </w:p>
-    <w:p>
-      <w:pPr>
-        <w:pStyle w:val="4"/>
-        <w:spacing w:before="240" w:beforeAutospacing="0" w:after="100" w:afterAutospacing="0" w:line="300" w:lineRule="auto"/>
-        <w:ind w:left="0" w:leftChars="0" w:right="0" w:rightChars="0"/>
-        <w:rPr>
-          <w:rFonts w:hint="default" w:ascii="黑体" w:hAnsi="宋体" w:eastAsia="黑体" w:cs="黑体"/>
-          <w:sz w:val="26"/>
-          <w:szCs w:val="26"/>
-        </w:rPr>
-      </w:pPr>
-      <w:r>
-        <w:rPr>
-          <w:rFonts w:hint="default" w:ascii="黑体" w:hAnsi="宋体" w:eastAsia="黑体" w:cs="黑体"/>
-          <w:sz w:val="26"/>
-          <w:szCs w:val="26"/>
-        </w:rPr>
-        <w:t>迭代内容：</w:t>
-      </w:r>
-    </w:p>
-    <w:p>
-      <w:pPr>
-        <w:numPr>
-          <w:ilvl w:val="0"/>
-          <w:numId w:val="3"/>
-        </w:numPr>
-        <w:spacing w:before="100" w:beforeAutospacing="0" w:after="0" w:afterAutospacing="0" w:line="300" w:lineRule="auto"/>
-        <w:ind w:left="425" w:leftChars="0" w:right="0" w:rightChars="0" w:hanging="425" w:firstLineChars="0"/>
-        <w:rPr>
-          <w:rFonts w:hint="default" w:ascii="Calibri" w:hAnsi="宋体" w:eastAsia="宋体" w:cs="宋体"/>
-          <w:sz w:val="24"/>
-          <w:szCs w:val="24"/>
-          <w:lang w:val="en-US" w:eastAsia="zh-CN"/>
-        </w:rPr>
-      </w:pPr>
-      <w:r>
-        <w:rPr>
-          <w:rFonts w:hint="eastAsia" w:ascii="Calibri" w:hAnsi="宋体" w:eastAsia="宋体" w:cs="宋体"/>
-          <w:sz w:val="24"/>
-          <w:szCs w:val="24"/>
-          <w:lang w:val="en-US" w:eastAsia="zh-CN"/>
-        </w:rPr>
-        <w:t>将采集功能调整为后台服务模式运行。</w:t>
       </w:r>
     </w:p>
     <w:p>
@@ -386,13 +298,7 @@
           <w:numId w:val="3"/>
         </w:numPr>
         <w:spacing w:before="0" w:beforeAutospacing="0" w:after="0" w:afterAutospacing="0" w:line="300" w:lineRule="auto"/>
-        <w:ind w:left="425" w:leftChars="0" w:right="0" w:rightChars="0" w:hanging="425" w:firstLineChars="0"/>
-        <w:rPr>
-          <w:rFonts w:hint="default" w:ascii="Calibri" w:hAnsi="宋体" w:eastAsia="宋体" w:cs="宋体"/>
-          <w:sz w:val="24"/>
-          <w:szCs w:val="24"/>
-          <w:lang w:val="en-US" w:eastAsia="zh-CN"/>
-        </w:rPr>
+        <w:ind w:left="0" w:leftChars="0" w:right="0" w:rightChars="0"/>
       </w:pPr>
       <w:r>
         <w:rPr>
@@ -401,7 +307,7 @@
           <w:szCs w:val="24"/>
           <w:lang w:val="en-US" w:eastAsia="zh-CN"/>
         </w:rPr>
-        <w:t>装配线采集触发新增托盘号检测、热处理采集触发新增序列码检测，优化重复采集问题。</w:t>
+        <w:t>装配线NG检测严格导致无OK件。</w:t>
       </w:r>
     </w:p>
     <w:p>
@@ -411,37 +317,491 @@
           <w:numId w:val="3"/>
         </w:numPr>
         <w:spacing w:before="0" w:beforeAutospacing="0" w:after="0" w:afterAutospacing="0" w:line="300" w:lineRule="auto"/>
-        <w:ind w:left="425" w:leftChars="0" w:right="0" w:rightChars="0" w:hanging="425" w:firstLineChars="0"/>
+        <w:ind w:left="0" w:leftChars="0" w:right="0" w:rightChars="0"/>
+      </w:pPr>
+      <w:r>
         <w:rPr>
           <w:rFonts w:hint="eastAsia" w:ascii="Calibri" w:hAnsi="宋体" w:eastAsia="宋体" w:cs="宋体"/>
           <w:sz w:val="24"/>
           <w:szCs w:val="24"/>
           <w:lang w:val="en-US" w:eastAsia="zh-CN"/>
         </w:rPr>
-      </w:pPr>
-      <w:r>
-        <w:rPr>
-          <w:rFonts w:hint="default" w:ascii="Calibri" w:hAnsi="宋体" w:eastAsia="宋体" w:cs="宋体"/>
-          <w:sz w:val="24"/>
-          <w:szCs w:val="24"/>
-        </w:rPr>
-        <w:t>优化系统</w:t>
-      </w:r>
-      <w:r>
-        <w:rPr>
-          <w:rFonts w:hint="eastAsia" w:ascii="Calibri" w:hAnsi="宋体" w:eastAsia="宋体" w:cs="宋体"/>
-          <w:sz w:val="24"/>
-          <w:szCs w:val="24"/>
-          <w:lang w:val="en-US" w:eastAsia="zh-CN"/>
-        </w:rPr>
-        <w:t>采集管理功能，将现有的采集集成到一个软件。便于后续统一维护与管理，减少多软件并行运行的冲突，降低生产现场人员的操作复杂度。</w:t>
+        <w:t>装配线采集数据不对。</w:t>
+      </w:r>
+    </w:p>
+    <w:p>
+      <w:pPr>
+        <w:pStyle w:val="4"/>
+        <w:spacing w:before="240" w:beforeAutospacing="0" w:after="100" w:afterAutospacing="0" w:line="300" w:lineRule="auto"/>
+        <w:ind w:left="0" w:leftChars="0" w:right="0" w:rightChars="0"/>
+        <w:rPr>
+          <w:rFonts w:hint="default" w:ascii="黑体" w:hAnsi="宋体" w:eastAsia="黑体" w:cs="黑体"/>
+          <w:sz w:val="26"/>
+          <w:szCs w:val="26"/>
+        </w:rPr>
+      </w:pPr>
+      <w:r>
+        <w:rPr>
+          <w:rFonts w:hint="default" w:ascii="黑体" w:hAnsi="宋体" w:eastAsia="黑体" w:cs="黑体"/>
+          <w:sz w:val="26"/>
+          <w:szCs w:val="26"/>
+        </w:rPr>
+        <w:t>迭代内容：</w:t>
       </w:r>
     </w:p>
     <w:p>
       <w:pPr>
         <w:numPr>
           <w:ilvl w:val="0"/>
-          <w:numId w:val="3"/>
+          <w:numId w:val="4"/>
+        </w:numPr>
+        <w:spacing w:before="0" w:beforeAutospacing="0" w:after="0" w:afterAutospacing="0" w:line="300" w:lineRule="auto"/>
+        <w:ind w:left="0" w:leftChars="0" w:right="0" w:rightChars="0"/>
+      </w:pPr>
+      <w:r>
+        <w:rPr>
+          <w:rFonts w:hint="eastAsia" w:ascii="Calibri" w:hAnsi="宋体" w:eastAsia="宋体" w:cs="宋体"/>
+          <w:sz w:val="24"/>
+          <w:szCs w:val="24"/>
+          <w:lang w:val="en-US" w:eastAsia="zh-CN"/>
+        </w:rPr>
+        <w:t>装配线NG放限：</w:t>
+      </w:r>
+    </w:p>
+    <w:p>
+      <w:pPr>
+        <w:numPr>
+          <w:ilvl w:val="1"/>
+          <w:numId w:val="4"/>
+        </w:numPr>
+        <w:spacing w:before="0" w:beforeAutospacing="0" w:after="0" w:afterAutospacing="0" w:line="300" w:lineRule="auto"/>
+        <w:ind w:left="840" w:leftChars="0" w:right="0" w:rightChars="0" w:hanging="420" w:firstLineChars="0"/>
+      </w:pPr>
+      <w:r>
+        <w:rPr>
+          <w:rFonts w:hint="eastAsia" w:ascii="Calibri" w:hAnsi="宋体" w:eastAsia="宋体" w:cs="宋体"/>
+          <w:sz w:val="24"/>
+          <w:szCs w:val="24"/>
+          <w:lang w:val="en-US" w:eastAsia="zh-CN"/>
+        </w:rPr>
+        <w:t>优化掉A线托盘的已使用标记</w:t>
+      </w:r>
+    </w:p>
+    <w:p>
+      <w:pPr>
+        <w:numPr>
+          <w:numId w:val="0"/>
+        </w:numPr>
+        <w:spacing w:before="0" w:beforeAutospacing="0" w:after="0" w:afterAutospacing="0" w:line="300" w:lineRule="auto"/>
+        <w:ind w:left="840" w:leftChars="0" w:right="0" w:rightChars="0"/>
+      </w:pPr>
+      <w:r>
+        <w:rPr>
+          <w:rFonts w:hint="eastAsia" w:ascii="Calibri" w:hAnsi="宋体" w:eastAsia="宋体" w:cs="宋体"/>
+          <w:sz w:val="24"/>
+          <w:szCs w:val="24"/>
+          <w:lang w:val="en-US" w:eastAsia="zh-CN"/>
+        </w:rPr>
+        <w:t>逻辑上循环会出托盘不会重复使用，只会被下次的循环覆盖。</w:t>
+      </w:r>
+    </w:p>
+    <w:p>
+      <w:pPr>
+        <w:numPr>
+          <w:ilvl w:val="1"/>
+          <w:numId w:val="4"/>
+        </w:numPr>
+        <w:spacing w:before="0" w:beforeAutospacing="0" w:after="0" w:afterAutospacing="0" w:line="300" w:lineRule="auto"/>
+        <w:ind w:left="840" w:leftChars="0" w:right="0" w:rightChars="0" w:hanging="420" w:firstLineChars="0"/>
+      </w:pPr>
+      <w:r>
+        <w:rPr>
+          <w:rFonts w:hint="eastAsia" w:ascii="Calibri" w:hAnsi="宋体" w:eastAsia="宋体" w:cs="宋体"/>
+          <w:sz w:val="24"/>
+          <w:szCs w:val="24"/>
+          <w:lang w:val="en-US" w:eastAsia="zh-CN"/>
+        </w:rPr>
+        <w:t>当B线没得A线数据但是B线没得NgCode也是OK。</w:t>
+      </w:r>
+    </w:p>
+    <w:p>
+      <w:pPr>
+        <w:numPr>
+          <w:ilvl w:val="0"/>
+          <w:numId w:val="4"/>
+        </w:numPr>
+        <w:spacing w:before="0" w:beforeAutospacing="0" w:after="0" w:afterAutospacing="0" w:line="300" w:lineRule="auto"/>
+        <w:ind w:left="0" w:leftChars="0" w:right="0" w:rightChars="0" w:firstLine="0" w:firstLineChars="0"/>
+        <w:rPr>
+          <w:rFonts w:hint="default" w:ascii="Calibri" w:hAnsi="宋体" w:eastAsia="宋体" w:cs="宋体"/>
+          <w:sz w:val="24"/>
+          <w:szCs w:val="24"/>
+          <w:lang w:val="en-US" w:eastAsia="zh-CN"/>
+        </w:rPr>
+      </w:pPr>
+      <w:r>
+        <w:rPr>
+          <w:rFonts w:hint="eastAsia" w:ascii="Calibri" w:hAnsi="宋体" w:eastAsia="宋体" w:cs="宋体"/>
+          <w:sz w:val="24"/>
+          <w:szCs w:val="24"/>
+          <w:lang w:val="en-US" w:eastAsia="zh-CN"/>
+        </w:rPr>
+        <w:t>装配线添加对NG和PASS工数据的解析，添加螺栓压装数据。</w:t>
+      </w:r>
+    </w:p>
+    <w:p>
+      <w:pPr>
+        <w:numPr>
+          <w:ilvl w:val="0"/>
+          <w:numId w:val="4"/>
+        </w:numPr>
+        <w:spacing w:before="0" w:beforeAutospacing="0" w:after="0" w:afterAutospacing="0" w:line="300" w:lineRule="auto"/>
+        <w:ind w:left="0" w:leftChars="0" w:right="0" w:rightChars="0" w:firstLine="0" w:firstLineChars="0"/>
+        <w:rPr>
+          <w:rFonts w:hint="default" w:ascii="Calibri" w:hAnsi="宋体" w:eastAsia="宋体" w:cs="宋体"/>
+          <w:sz w:val="24"/>
+          <w:szCs w:val="24"/>
+          <w:lang w:val="en-US" w:eastAsia="zh-CN"/>
+        </w:rPr>
+      </w:pPr>
+      <w:r>
+        <w:rPr>
+          <w:rFonts w:hint="eastAsia" w:ascii="Calibri" w:hAnsi="宋体" w:eastAsia="宋体" w:cs="宋体"/>
+          <w:sz w:val="24"/>
+          <w:szCs w:val="24"/>
+          <w:lang w:val="en-US" w:eastAsia="zh-CN"/>
+        </w:rPr>
+        <w:t>热处理线添加能量记录。</w:t>
+      </w:r>
+    </w:p>
+    <w:p>
+      <w:pPr>
+        <w:numPr>
+          <w:ilvl w:val="0"/>
+          <w:numId w:val="4"/>
+        </w:numPr>
+        <w:spacing w:before="0" w:beforeAutospacing="0" w:after="0" w:afterAutospacing="0" w:line="300" w:lineRule="auto"/>
+        <w:ind w:left="0" w:leftChars="0" w:right="0" w:rightChars="0" w:firstLine="0" w:firstLineChars="0"/>
+        <w:rPr>
+          <w:rFonts w:hint="default" w:ascii="Calibri" w:hAnsi="宋体" w:eastAsia="宋体" w:cs="宋体"/>
+          <w:sz w:val="24"/>
+          <w:szCs w:val="24"/>
+          <w:lang w:val="en-US" w:eastAsia="zh-CN"/>
+        </w:rPr>
+      </w:pPr>
+      <w:r>
+        <w:rPr>
+          <w:rFonts w:hint="eastAsia" w:ascii="Calibri" w:hAnsi="宋体" w:eastAsia="宋体" w:cs="宋体"/>
+          <w:sz w:val="24"/>
+          <w:szCs w:val="24"/>
+          <w:lang w:val="en-US" w:eastAsia="zh-CN"/>
+        </w:rPr>
+        <w:t>修复点位数据类型和小数点位不一导致数据采集错误和点位不一致的问题。</w:t>
+      </w:r>
+    </w:p>
+    <w:p>
+      <w:pPr>
+        <w:numPr>
+          <w:ilvl w:val="0"/>
+          <w:numId w:val="4"/>
+        </w:numPr>
+        <w:spacing w:before="0" w:beforeAutospacing="0" w:after="0" w:afterAutospacing="0" w:line="300" w:lineRule="auto"/>
+        <w:ind w:left="0" w:leftChars="0" w:right="0" w:rightChars="0" w:firstLine="0" w:firstLineChars="0"/>
+        <w:rPr>
+          <w:rFonts w:hint="default" w:ascii="Calibri" w:hAnsi="宋体" w:eastAsia="宋体" w:cs="宋体"/>
+          <w:sz w:val="24"/>
+          <w:szCs w:val="24"/>
+          <w:lang w:val="en-US" w:eastAsia="zh-CN"/>
+        </w:rPr>
+      </w:pPr>
+      <w:r>
+        <w:rPr>
+          <w:rFonts w:hint="eastAsia" w:ascii="Calibri" w:hAnsi="宋体" w:eastAsia="宋体" w:cs="宋体"/>
+          <w:sz w:val="24"/>
+          <w:szCs w:val="24"/>
+          <w:lang w:val="en-US" w:eastAsia="zh-CN"/>
+        </w:rPr>
+        <w:t>部署后台服务添加启动失败重试机制，修复因为电脑性能问题导致电脑启动时候服务抢占不资源无法启动的问题。</w:t>
+      </w:r>
+    </w:p>
+    <w:p>
+      <w:pPr>
+        <w:rPr>
+          <w:rFonts w:hint="default"/>
+        </w:rPr>
+      </w:pPr>
+    </w:p>
+    <w:p>
+      <w:pPr>
+        <w:pStyle w:val="3"/>
+        <w:spacing w:before="320" w:beforeAutospacing="0" w:after="100" w:afterAutospacing="0" w:line="300" w:lineRule="auto"/>
+        <w:ind w:left="0" w:leftChars="0" w:right="0" w:rightChars="0"/>
+        <w:rPr>
+          <w:rFonts w:hint="default" w:ascii="黑体" w:hAnsi="宋体" w:eastAsia="黑体" w:cs="黑体"/>
+          <w:sz w:val="28"/>
+          <w:szCs w:val="28"/>
+          <w:lang w:val="en-US" w:eastAsia="zh-CN"/>
+        </w:rPr>
+      </w:pPr>
+      <w:r>
+        <w:rPr>
+          <w:rFonts w:hint="default" w:ascii="黑体" w:hAnsi="宋体" w:eastAsia="黑体" w:cs="黑体"/>
+          <w:sz w:val="28"/>
+          <w:szCs w:val="28"/>
+        </w:rPr>
+        <w:t>版本号：V1.</w:t>
+      </w:r>
+      <w:r>
+        <w:rPr>
+          <w:rFonts w:hint="eastAsia" w:ascii="黑体" w:hAnsi="宋体" w:cs="黑体"/>
+          <w:sz w:val="28"/>
+          <w:szCs w:val="28"/>
+          <w:lang w:val="en-US" w:eastAsia="zh-CN"/>
+        </w:rPr>
+        <w:t>0.0.3</w:t>
+      </w:r>
+    </w:p>
+    <w:p>
+      <w:pPr>
+        <w:pStyle w:val="4"/>
+        <w:spacing w:before="240" w:beforeAutospacing="0" w:after="100" w:afterAutospacing="0" w:line="300" w:lineRule="auto"/>
+        <w:ind w:left="0" w:leftChars="0" w:right="0" w:rightChars="0"/>
+        <w:rPr>
+          <w:rFonts w:hint="eastAsia" w:ascii="黑体" w:hAnsi="宋体" w:eastAsia="黑体" w:cs="黑体"/>
+          <w:sz w:val="26"/>
+          <w:szCs w:val="26"/>
+          <w:lang w:val="en-US" w:eastAsia="zh-CN"/>
+        </w:rPr>
+      </w:pPr>
+      <w:r>
+        <w:rPr>
+          <w:rFonts w:hint="default" w:ascii="黑体" w:hAnsi="宋体" w:eastAsia="黑体" w:cs="黑体"/>
+          <w:sz w:val="26"/>
+          <w:szCs w:val="26"/>
+        </w:rPr>
+        <w:t>迭代日期：202</w:t>
+      </w:r>
+      <w:r>
+        <w:rPr>
+          <w:rFonts w:hint="eastAsia" w:ascii="黑体" w:hAnsi="宋体" w:eastAsia="黑体" w:cs="黑体"/>
+          <w:sz w:val="26"/>
+          <w:szCs w:val="26"/>
+          <w:lang w:val="en-US" w:eastAsia="zh-CN"/>
+        </w:rPr>
+        <w:t>6</w:t>
+      </w:r>
+      <w:r>
+        <w:rPr>
+          <w:rFonts w:hint="default" w:ascii="黑体" w:hAnsi="宋体" w:eastAsia="黑体" w:cs="黑体"/>
+          <w:sz w:val="26"/>
+          <w:szCs w:val="26"/>
+        </w:rPr>
+        <w:t>-0</w:t>
+      </w:r>
+      <w:r>
+        <w:rPr>
+          <w:rFonts w:hint="eastAsia" w:ascii="黑体" w:hAnsi="宋体" w:eastAsia="黑体" w:cs="黑体"/>
+          <w:sz w:val="26"/>
+          <w:szCs w:val="26"/>
+          <w:lang w:val="en-US" w:eastAsia="zh-CN"/>
+        </w:rPr>
+        <w:t>5</w:t>
+      </w:r>
+      <w:r>
+        <w:rPr>
+          <w:rFonts w:hint="default" w:ascii="黑体" w:hAnsi="宋体" w:eastAsia="黑体" w:cs="黑体"/>
+          <w:sz w:val="26"/>
+          <w:szCs w:val="26"/>
+        </w:rPr>
+        <w:t>-0</w:t>
+      </w:r>
+      <w:r>
+        <w:rPr>
+          <w:rFonts w:hint="eastAsia" w:ascii="黑体" w:hAnsi="宋体" w:eastAsia="黑体" w:cs="黑体"/>
+          <w:sz w:val="26"/>
+          <w:szCs w:val="26"/>
+          <w:lang w:val="en-US" w:eastAsia="zh-CN"/>
+        </w:rPr>
+        <w:t>7</w:t>
+      </w:r>
+    </w:p>
+    <w:p>
+      <w:pPr>
+        <w:pStyle w:val="4"/>
+        <w:spacing w:before="240" w:beforeAutospacing="0" w:after="100" w:afterAutospacing="0" w:line="300" w:lineRule="auto"/>
+        <w:ind w:left="0" w:leftChars="0" w:right="0" w:rightChars="0"/>
+        <w:rPr>
+          <w:rFonts w:hint="default" w:ascii="黑体" w:hAnsi="宋体" w:eastAsia="黑体" w:cs="黑体"/>
+          <w:sz w:val="26"/>
+          <w:szCs w:val="26"/>
+        </w:rPr>
+      </w:pPr>
+      <w:r>
+        <w:rPr>
+          <w:rFonts w:hint="default" w:ascii="黑体" w:hAnsi="宋体" w:eastAsia="黑体" w:cs="黑体"/>
+          <w:sz w:val="26"/>
+          <w:szCs w:val="26"/>
+        </w:rPr>
+        <w:t>迭代原因：</w:t>
+      </w:r>
+    </w:p>
+    <w:p>
+      <w:pPr>
+        <w:numPr>
+          <w:ilvl w:val="0"/>
+          <w:numId w:val="5"/>
+        </w:numPr>
+        <w:spacing w:before="0" w:beforeAutospacing="0" w:after="0" w:afterAutospacing="0" w:line="300" w:lineRule="auto"/>
+        <w:ind w:left="0" w:leftChars="0" w:right="0" w:rightChars="0"/>
+      </w:pPr>
+      <w:r>
+        <w:rPr>
+          <w:rFonts w:hint="eastAsia" w:ascii="Calibri" w:hAnsi="宋体" w:eastAsia="宋体" w:cs="宋体"/>
+          <w:sz w:val="24"/>
+          <w:szCs w:val="24"/>
+          <w:lang w:val="en-US" w:eastAsia="zh-CN"/>
+        </w:rPr>
+        <w:t>PLC采集信息号存在</w:t>
+      </w:r>
+      <w:bookmarkStart w:id="0" w:name="_GoBack"/>
+      <w:bookmarkEnd w:id="0"/>
+      <w:r>
+        <w:rPr>
+          <w:rFonts w:hint="eastAsia" w:ascii="Calibri" w:hAnsi="宋体" w:eastAsia="宋体" w:cs="宋体"/>
+          <w:sz w:val="24"/>
+          <w:szCs w:val="24"/>
+          <w:lang w:val="en-US" w:eastAsia="zh-CN"/>
+        </w:rPr>
+        <w:t>持续触发问题，导致重复采集情况发生。</w:t>
+      </w:r>
+    </w:p>
+    <w:p>
+      <w:pPr>
+        <w:numPr>
+          <w:ilvl w:val="0"/>
+          <w:numId w:val="5"/>
+        </w:numPr>
+        <w:spacing w:before="0" w:beforeAutospacing="0" w:after="0" w:afterAutospacing="0" w:line="300" w:lineRule="auto"/>
+        <w:ind w:left="0" w:leftChars="0" w:right="0" w:rightChars="0"/>
+      </w:pPr>
+      <w:r>
+        <w:rPr>
+          <w:rFonts w:hint="eastAsia" w:ascii="Calibri" w:hAnsi="宋体" w:eastAsia="宋体" w:cs="宋体"/>
+          <w:sz w:val="24"/>
+          <w:szCs w:val="24"/>
+          <w:lang w:val="en-US" w:eastAsia="zh-CN"/>
+        </w:rPr>
+        <w:t>客户端默认全屏模式会对生产人员操作造成影响，现场人员可能因此关闭采集软件，进而导致无法正常采集。</w:t>
+      </w:r>
+    </w:p>
+    <w:p>
+      <w:pPr>
+        <w:pStyle w:val="4"/>
+        <w:spacing w:before="240" w:beforeAutospacing="0" w:after="100" w:afterAutospacing="0" w:line="300" w:lineRule="auto"/>
+        <w:ind w:left="0" w:leftChars="0" w:right="0" w:rightChars="0"/>
+        <w:rPr>
+          <w:rFonts w:hint="default" w:ascii="黑体" w:hAnsi="宋体" w:eastAsia="黑体" w:cs="黑体"/>
+          <w:sz w:val="26"/>
+          <w:szCs w:val="26"/>
+        </w:rPr>
+      </w:pPr>
+      <w:r>
+        <w:rPr>
+          <w:rFonts w:hint="default" w:ascii="黑体" w:hAnsi="宋体" w:eastAsia="黑体" w:cs="黑体"/>
+          <w:sz w:val="26"/>
+          <w:szCs w:val="26"/>
+        </w:rPr>
+        <w:t>迭代内容：</w:t>
+      </w:r>
+    </w:p>
+    <w:p>
+      <w:pPr>
+        <w:numPr>
+          <w:ilvl w:val="0"/>
+          <w:numId w:val="6"/>
+        </w:numPr>
+        <w:spacing w:before="100" w:beforeAutospacing="0" w:after="0" w:afterAutospacing="0" w:line="300" w:lineRule="auto"/>
+        <w:ind w:left="425" w:leftChars="0" w:right="0" w:rightChars="0" w:hanging="425" w:firstLineChars="0"/>
+        <w:rPr>
+          <w:rFonts w:hint="default" w:ascii="Calibri" w:hAnsi="宋体" w:eastAsia="宋体" w:cs="宋体"/>
+          <w:sz w:val="24"/>
+          <w:szCs w:val="24"/>
+          <w:lang w:val="en-US" w:eastAsia="zh-CN"/>
+        </w:rPr>
+      </w:pPr>
+      <w:r>
+        <w:rPr>
+          <w:rFonts w:hint="eastAsia" w:ascii="Calibri" w:hAnsi="宋体" w:eastAsia="宋体" w:cs="宋体"/>
+          <w:sz w:val="24"/>
+          <w:szCs w:val="24"/>
+          <w:lang w:val="en-US" w:eastAsia="zh-CN"/>
+        </w:rPr>
+        <w:t>将采集功能调整为后台服务模式运行。</w:t>
+      </w:r>
+    </w:p>
+    <w:p>
+      <w:pPr>
+        <w:numPr>
+          <w:ilvl w:val="0"/>
+          <w:numId w:val="6"/>
+        </w:numPr>
+        <w:spacing w:before="0" w:beforeAutospacing="0" w:after="0" w:afterAutospacing="0" w:line="300" w:lineRule="auto"/>
+        <w:ind w:left="425" w:leftChars="0" w:right="0" w:rightChars="0" w:hanging="425" w:firstLineChars="0"/>
+        <w:rPr>
+          <w:rFonts w:hint="default" w:ascii="Calibri" w:hAnsi="宋体" w:eastAsia="宋体" w:cs="宋体"/>
+          <w:sz w:val="24"/>
+          <w:szCs w:val="24"/>
+          <w:lang w:val="en-US" w:eastAsia="zh-CN"/>
+        </w:rPr>
+      </w:pPr>
+      <w:r>
+        <w:rPr>
+          <w:rFonts w:hint="eastAsia" w:ascii="Calibri" w:hAnsi="宋体" w:eastAsia="宋体" w:cs="宋体"/>
+          <w:sz w:val="24"/>
+          <w:szCs w:val="24"/>
+          <w:lang w:val="en-US" w:eastAsia="zh-CN"/>
+        </w:rPr>
+        <w:t>装配线采集触发新增托盘号检测、热处理采集触发新增序列码检测，优化重复采集问题。</w:t>
+      </w:r>
+    </w:p>
+    <w:p>
+      <w:pPr>
+        <w:numPr>
+          <w:ilvl w:val="0"/>
+          <w:numId w:val="6"/>
+        </w:numPr>
+        <w:spacing w:before="0" w:beforeAutospacing="0" w:after="0" w:afterAutospacing="0" w:line="300" w:lineRule="auto"/>
+        <w:ind w:left="425" w:leftChars="0" w:right="0" w:rightChars="0" w:hanging="425" w:firstLineChars="0"/>
+        <w:rPr>
+          <w:rFonts w:hint="eastAsia" w:ascii="Calibri" w:hAnsi="宋体" w:eastAsia="宋体" w:cs="宋体"/>
+          <w:sz w:val="24"/>
+          <w:szCs w:val="24"/>
+          <w:lang w:val="en-US" w:eastAsia="zh-CN"/>
+        </w:rPr>
+      </w:pPr>
+      <w:r>
+        <w:rPr>
+          <w:rFonts w:hint="default" w:ascii="Calibri" w:hAnsi="宋体" w:eastAsia="宋体" w:cs="宋体"/>
+          <w:sz w:val="24"/>
+          <w:szCs w:val="24"/>
+        </w:rPr>
+        <w:t>优化系统</w:t>
+      </w:r>
+      <w:r>
+        <w:rPr>
+          <w:rFonts w:hint="eastAsia" w:ascii="Calibri" w:hAnsi="宋体" w:eastAsia="宋体" w:cs="宋体"/>
+          <w:sz w:val="24"/>
+          <w:szCs w:val="24"/>
+          <w:lang w:val="en-US" w:eastAsia="zh-CN"/>
+        </w:rPr>
+        <w:t>采集管理功能，将现有的采集集成到一个软件。便于后续统一维护与管理，减少多软件并行运行的冲突，降低生产现场人员的操作复杂度。</w:t>
+      </w:r>
+    </w:p>
+    <w:p>
+      <w:pPr>
+        <w:numPr>
+          <w:ilvl w:val="0"/>
+          <w:numId w:val="6"/>
         </w:numPr>
         <w:spacing w:before="0" w:beforeAutospacing="0" w:after="0" w:afterAutospacing="0" w:line="300" w:lineRule="auto"/>
         <w:ind w:left="425" w:leftChars="0" w:right="0" w:rightChars="0" w:hanging="425" w:firstLineChars="0"/>
@@ -899,7 +1259,7 @@
       <w:pPr>
         <w:numPr>
           <w:ilvl w:val="0"/>
-          <w:numId w:val="2"/>
+          <w:numId w:val="5"/>
         </w:numPr>
         <w:spacing w:before="0" w:beforeAutospacing="0" w:after="0" w:afterAutospacing="0" w:line="300" w:lineRule="auto"/>
         <w:ind w:left="0" w:leftChars="0" w:right="0" w:rightChars="0"/>
@@ -924,7 +1284,7 @@
       <w:pPr>
         <w:numPr>
           <w:ilvl w:val="0"/>
-          <w:numId w:val="2"/>
+          <w:numId w:val="5"/>
         </w:numPr>
         <w:spacing w:before="0" w:beforeAutospacing="0" w:after="0" w:afterAutospacing="0" w:line="300" w:lineRule="auto"/>
         <w:ind w:left="0" w:leftChars="0" w:right="0" w:rightChars="0"/>
@@ -1123,9 +1483,9 @@
 <file path=word/numbering.xml><?xml version="1.0" encoding="utf-8"?>
 <w:numbering xmlns:wpc="http://schemas.microsoft.com/office/word/2010/wordprocessingCanvas" xmlns:mc="http://schemas.openxmlformats.org/markup-compatibility/2006" xmlns:o="urn:schemas-microsoft-com:office:office" xmlns:r="http://schemas.openxmlformats.org/officeDocument/2006/relationships" xmlns:m="http://schemas.openxmlformats.org/officeDocument/2006/math" xmlns:v="urn:schemas-microsoft-com:vml" xmlns:wp14="http://schemas.microsoft.com/office/word/2010/wordprocessingDrawing" xmlns:wp="http://schemas.openxmlformats.org/drawingml/2006/wordprocessingDrawing" xmlns:w10="urn:schemas-microsoft-com:office:word" xmlns:w="http://schemas.openxmlformats.org/wordprocessingml/2006/main" xmlns:w14="http://schemas.microsoft.com/office/word/2010/wordml" xmlns:wpg="http://schemas.microsoft.com/office/word/2010/wordprocessingGroup" xmlns:wpi="http://schemas.microsoft.com/office/word/2010/wordprocessingInk" xmlns:wne="http://schemas.microsoft.com/office/word/2006/wordml" xmlns:wps="http://schemas.microsoft.com/office/word/2010/wordprocessingShape" xmlns:wpsCustomData="http://www.wps.cn/officeDocument/2013/wpsCustomData" mc:Ignorable="w14 wp14">
   <w:abstractNum w:abstractNumId="0">
-    <w:nsid w:val="C89BB4CB"/>
-    <w:multiLevelType w:val="singleLevel"/>
-    <w:tmpl w:val="C89BB4CB"/>
+    <w:nsid w:val="A5822A21"/>
+    <w:multiLevelType w:val="multilevel"/>
+    <w:tmpl w:val="A5822A21"/>
     <w:lvl w:ilvl="0" w:tentative="0">
       <w:start w:val="1"/>
       <w:numFmt w:val="decimal"/>
@@ -1133,8 +1493,404 @@
       <w:lvlText w:val="%1."/>
       <w:lvlJc w:val="left"/>
     </w:lvl>
+    <w:lvl w:ilvl="1" w:tentative="0">
+      <w:start w:val="1"/>
+      <w:numFmt w:val="decimal"/>
+      <w:lvlText w:val="(%2)"/>
+      <w:lvlJc w:val="left"/>
+      <w:pPr>
+        <w:tabs>
+          <w:tab w:val="left" w:pos="840"/>
+        </w:tabs>
+        <w:ind w:left="840" w:leftChars="0" w:hanging="420" w:firstLineChars="0"/>
+      </w:pPr>
+      <w:rPr>
+        <w:rFonts w:hint="default"/>
+      </w:rPr>
+    </w:lvl>
+    <w:lvl w:ilvl="2" w:tentative="0">
+      <w:start w:val="1"/>
+      <w:numFmt w:val="decimalEnclosedCircleChinese"/>
+      <w:lvlText w:val="%3"/>
+      <w:lvlJc w:val="left"/>
+      <w:pPr>
+        <w:tabs>
+          <w:tab w:val="left" w:pos="1260"/>
+        </w:tabs>
+        <w:ind w:left="1260" w:leftChars="0" w:hanging="420" w:firstLineChars="0"/>
+      </w:pPr>
+      <w:rPr>
+        <w:rFonts w:hint="default"/>
+      </w:rPr>
+    </w:lvl>
+    <w:lvl w:ilvl="3" w:tentative="0">
+      <w:start w:val="1"/>
+      <w:numFmt w:val="decimal"/>
+      <w:lvlText w:val="%4)"/>
+      <w:lvlJc w:val="left"/>
+      <w:pPr>
+        <w:tabs>
+          <w:tab w:val="left" w:pos="1680"/>
+        </w:tabs>
+        <w:ind w:left="1680" w:leftChars="0" w:hanging="420" w:firstLineChars="0"/>
+      </w:pPr>
+      <w:rPr>
+        <w:rFonts w:hint="default"/>
+      </w:rPr>
+    </w:lvl>
+    <w:lvl w:ilvl="4" w:tentative="0">
+      <w:start w:val="1"/>
+      <w:numFmt w:val="lowerLetter"/>
+      <w:lvlText w:val="%5."/>
+      <w:lvlJc w:val="left"/>
+      <w:pPr>
+        <w:tabs>
+          <w:tab w:val="left" w:pos="2100"/>
+        </w:tabs>
+        <w:ind w:left="2100" w:leftChars="0" w:hanging="420" w:firstLineChars="0"/>
+      </w:pPr>
+      <w:rPr>
+        <w:rFonts w:hint="default"/>
+      </w:rPr>
+    </w:lvl>
+    <w:lvl w:ilvl="5" w:tentative="0">
+      <w:start w:val="1"/>
+      <w:numFmt w:val="lowerLetter"/>
+      <w:lvlText w:val="%6)"/>
+      <w:lvlJc w:val="left"/>
+      <w:pPr>
+        <w:tabs>
+          <w:tab w:val="left" w:pos="2520"/>
+        </w:tabs>
+        <w:ind w:left="2520" w:leftChars="0" w:hanging="420" w:firstLineChars="0"/>
+      </w:pPr>
+      <w:rPr>
+        <w:rFonts w:hint="default"/>
+      </w:rPr>
+    </w:lvl>
+    <w:lvl w:ilvl="6" w:tentative="0">
+      <w:start w:val="1"/>
+      <w:numFmt w:val="lowerRoman"/>
+      <w:lvlText w:val="%7."/>
+      <w:lvlJc w:val="left"/>
+      <w:pPr>
+        <w:tabs>
+          <w:tab w:val="left" w:pos="2940"/>
+        </w:tabs>
+        <w:ind w:left="2940" w:leftChars="0" w:hanging="420" w:firstLineChars="0"/>
+      </w:pPr>
+      <w:rPr>
+        <w:rFonts w:hint="default"/>
+      </w:rPr>
+    </w:lvl>
+    <w:lvl w:ilvl="7" w:tentative="0">
+      <w:start w:val="1"/>
+      <w:numFmt w:val="lowerRoman"/>
+      <w:lvlText w:val="%8)"/>
+      <w:lvlJc w:val="left"/>
+      <w:pPr>
+        <w:tabs>
+          <w:tab w:val="left" w:pos="3360"/>
+        </w:tabs>
+        <w:ind w:left="3360" w:leftChars="0" w:hanging="420" w:firstLineChars="0"/>
+      </w:pPr>
+      <w:rPr>
+        <w:rFonts w:hint="default"/>
+      </w:rPr>
+    </w:lvl>
+    <w:lvl w:ilvl="8" w:tentative="0">
+      <w:start w:val="1"/>
+      <w:numFmt w:val="lowerLetter"/>
+      <w:lvlText w:val="%9."/>
+      <w:lvlJc w:val="left"/>
+      <w:pPr>
+        <w:tabs>
+          <w:tab w:val="left" w:pos="3780"/>
+        </w:tabs>
+        <w:ind w:left="3780" w:leftChars="0" w:hanging="420" w:firstLineChars="0"/>
+      </w:pPr>
+      <w:rPr>
+        <w:rFonts w:hint="default"/>
+      </w:rPr>
+    </w:lvl>
   </w:abstractNum>
   <w:abstractNum w:abstractNumId="1">
+    <w:nsid w:val="A6C046A8"/>
+    <w:multiLevelType w:val="multilevel"/>
+    <w:tmpl w:val="A6C046A8"/>
+    <w:lvl w:ilvl="0" w:tentative="0">
+      <w:start w:val="1"/>
+      <w:numFmt w:val="decimal"/>
+      <w:suff w:val="space"/>
+      <w:lvlText w:val="%1."/>
+      <w:lvlJc w:val="left"/>
+    </w:lvl>
+    <w:lvl w:ilvl="1" w:tentative="0">
+      <w:start w:val="1"/>
+      <w:numFmt w:val="decimal"/>
+      <w:lvlText w:val="(%2)"/>
+      <w:lvlJc w:val="left"/>
+      <w:pPr>
+        <w:tabs>
+          <w:tab w:val="left" w:pos="840"/>
+        </w:tabs>
+        <w:ind w:left="840" w:leftChars="0" w:hanging="420" w:firstLineChars="0"/>
+      </w:pPr>
+      <w:rPr>
+        <w:rFonts w:hint="default"/>
+      </w:rPr>
+    </w:lvl>
+    <w:lvl w:ilvl="2" w:tentative="0">
+      <w:start w:val="1"/>
+      <w:numFmt w:val="decimalEnclosedCircleChinese"/>
+      <w:lvlText w:val="%3"/>
+      <w:lvlJc w:val="left"/>
+      <w:pPr>
+        <w:tabs>
+          <w:tab w:val="left" w:pos="1260"/>
+        </w:tabs>
+        <w:ind w:left="1260" w:leftChars="0" w:hanging="420" w:firstLineChars="0"/>
+      </w:pPr>
+      <w:rPr>
+        <w:rFonts w:hint="default"/>
+      </w:rPr>
+    </w:lvl>
+    <w:lvl w:ilvl="3" w:tentative="0">
+      <w:start w:val="1"/>
+      <w:numFmt w:val="decimal"/>
+      <w:lvlText w:val="%4)"/>
+      <w:lvlJc w:val="left"/>
+      <w:pPr>
+        <w:tabs>
+          <w:tab w:val="left" w:pos="1680"/>
+        </w:tabs>
+        <w:ind w:left="1680" w:leftChars="0" w:hanging="420" w:firstLineChars="0"/>
+      </w:pPr>
+      <w:rPr>
+        <w:rFonts w:hint="default"/>
+      </w:rPr>
+    </w:lvl>
+    <w:lvl w:ilvl="4" w:tentative="0">
+      <w:start w:val="1"/>
+      <w:numFmt w:val="lowerLetter"/>
+      <w:lvlText w:val="%5."/>
+      <w:lvlJc w:val="left"/>
+      <w:pPr>
+        <w:tabs>
+          <w:tab w:val="left" w:pos="2100"/>
+        </w:tabs>
+        <w:ind w:left="2100" w:leftChars="0" w:hanging="420" w:firstLineChars="0"/>
+      </w:pPr>
+      <w:rPr>
+        <w:rFonts w:hint="default"/>
+      </w:rPr>
+    </w:lvl>
+    <w:lvl w:ilvl="5" w:tentative="0">
+      <w:start w:val="1"/>
+      <w:numFmt w:val="lowerLetter"/>
+      <w:lvlText w:val="%6)"/>
+      <w:lvlJc w:val="left"/>
+      <w:pPr>
+        <w:tabs>
+          <w:tab w:val="left" w:pos="2520"/>
+        </w:tabs>
+        <w:ind w:left="2520" w:leftChars="0" w:hanging="420" w:firstLineChars="0"/>
+      </w:pPr>
+      <w:rPr>
+        <w:rFonts w:hint="default"/>
+      </w:rPr>
+    </w:lvl>
+    <w:lvl w:ilvl="6" w:tentative="0">
+      <w:start w:val="1"/>
+      <w:numFmt w:val="lowerRoman"/>
+      <w:lvlText w:val="%7."/>
+      <w:lvlJc w:val="left"/>
+      <w:pPr>
+        <w:tabs>
+          <w:tab w:val="left" w:pos="2940"/>
+        </w:tabs>
+        <w:ind w:left="2940" w:leftChars="0" w:hanging="420" w:firstLineChars="0"/>
+      </w:pPr>
+      <w:rPr>
+        <w:rFonts w:hint="default"/>
+      </w:rPr>
+    </w:lvl>
+    <w:lvl w:ilvl="7" w:tentative="0">
+      <w:start w:val="1"/>
+      <w:numFmt w:val="lowerRoman"/>
+      <w:lvlText w:val="%8)"/>
+      <w:lvlJc w:val="left"/>
+      <w:pPr>
+        <w:tabs>
+          <w:tab w:val="left" w:pos="3360"/>
+        </w:tabs>
+        <w:ind w:left="3360" w:leftChars="0" w:hanging="420" w:firstLineChars="0"/>
+      </w:pPr>
+      <w:rPr>
+        <w:rFonts w:hint="default"/>
+      </w:rPr>
+    </w:lvl>
+    <w:lvl w:ilvl="8" w:tentative="0">
+      <w:start w:val="1"/>
+      <w:numFmt w:val="lowerLetter"/>
+      <w:lvlText w:val="%9."/>
+      <w:lvlJc w:val="left"/>
+      <w:pPr>
+        <w:tabs>
+          <w:tab w:val="left" w:pos="3780"/>
+        </w:tabs>
+        <w:ind w:left="3780" w:leftChars="0" w:hanging="420" w:firstLineChars="0"/>
+      </w:pPr>
+      <w:rPr>
+        <w:rFonts w:hint="default"/>
+      </w:rPr>
+    </w:lvl>
+  </w:abstractNum>
+  <w:abstractNum w:abstractNumId="2">
+    <w:nsid w:val="BD73C4C2"/>
+    <w:multiLevelType w:val="singleLevel"/>
+    <w:tmpl w:val="BD73C4C2"/>
+    <w:lvl w:ilvl="0" w:tentative="0">
+      <w:start w:val="1"/>
+      <w:numFmt w:val="decimal"/>
+      <w:suff w:val="space"/>
+      <w:lvlText w:val="%1."/>
+      <w:lvlJc w:val="left"/>
+    </w:lvl>
+  </w:abstractNum>
+  <w:abstractNum w:abstractNumId="3">
+    <w:nsid w:val="C89BB4CB"/>
+    <w:multiLevelType w:val="multilevel"/>
+    <w:tmpl w:val="C89BB4CB"/>
+    <w:lvl w:ilvl="0" w:tentative="0">
+      <w:start w:val="1"/>
+      <w:numFmt w:val="decimal"/>
+      <w:suff w:val="space"/>
+      <w:lvlText w:val="%1."/>
+      <w:lvlJc w:val="left"/>
+    </w:lvl>
+    <w:lvl w:ilvl="1" w:tentative="0">
+      <w:start w:val="1"/>
+      <w:numFmt w:val="decimal"/>
+      <w:lvlText w:val="(%2)"/>
+      <w:lvlJc w:val="left"/>
+      <w:pPr>
+        <w:tabs>
+          <w:tab w:val="left" w:pos="840"/>
+        </w:tabs>
+        <w:ind w:left="840" w:leftChars="0" w:hanging="420" w:firstLineChars="0"/>
+      </w:pPr>
+      <w:rPr>
+        <w:rFonts w:hint="default"/>
+      </w:rPr>
+    </w:lvl>
+    <w:lvl w:ilvl="2" w:tentative="0">
+      <w:start w:val="1"/>
+      <w:numFmt w:val="decimalEnclosedCircleChinese"/>
+      <w:lvlText w:val="%3"/>
+      <w:lvlJc w:val="left"/>
+      <w:pPr>
+        <w:tabs>
+          <w:tab w:val="left" w:pos="1260"/>
+        </w:tabs>
+        <w:ind w:left="1260" w:leftChars="0" w:hanging="420" w:firstLineChars="0"/>
+      </w:pPr>
+      <w:rPr>
+        <w:rFonts w:hint="default"/>
+      </w:rPr>
+    </w:lvl>
+    <w:lvl w:ilvl="3" w:tentative="0">
+      <w:start w:val="1"/>
+      <w:numFmt w:val="decimal"/>
+      <w:lvlText w:val="%4)"/>
+      <w:lvlJc w:val="left"/>
+      <w:pPr>
+        <w:tabs>
+          <w:tab w:val="left" w:pos="1680"/>
+        </w:tabs>
+        <w:ind w:left="1680" w:leftChars="0" w:hanging="420" w:firstLineChars="0"/>
+      </w:pPr>
+      <w:rPr>
+        <w:rFonts w:hint="default"/>
+      </w:rPr>
+    </w:lvl>
+    <w:lvl w:ilvl="4" w:tentative="0">
+      <w:start w:val="1"/>
+      <w:numFmt w:val="lowerLetter"/>
+      <w:lvlText w:val="%5."/>
+      <w:lvlJc w:val="left"/>
+      <w:pPr>
+        <w:tabs>
+          <w:tab w:val="left" w:pos="2100"/>
+        </w:tabs>
+        <w:ind w:left="2100" w:leftChars="0" w:hanging="420" w:firstLineChars="0"/>
+      </w:pPr>
+      <w:rPr>
+        <w:rFonts w:hint="default"/>
+      </w:rPr>
+    </w:lvl>
+    <w:lvl w:ilvl="5" w:tentative="0">
+      <w:start w:val="1"/>
+      <w:numFmt w:val="lowerLetter"/>
+      <w:lvlText w:val="%6)"/>
+      <w:lvlJc w:val="left"/>
+      <w:pPr>
+        <w:tabs>
+          <w:tab w:val="left" w:pos="2520"/>
+        </w:tabs>
+        <w:ind w:left="2520" w:leftChars="0" w:hanging="420" w:firstLineChars="0"/>
+      </w:pPr>
+      <w:rPr>
+        <w:rFonts w:hint="default"/>
+      </w:rPr>
+    </w:lvl>
+    <w:lvl w:ilvl="6" w:tentative="0">
+      <w:start w:val="1"/>
+      <w:numFmt w:val="lowerRoman"/>
+      <w:lvlText w:val="%7."/>
+      <w:lvlJc w:val="left"/>
+      <w:pPr>
+        <w:tabs>
+          <w:tab w:val="left" w:pos="2940"/>
+        </w:tabs>
+        <w:ind w:left="2940" w:leftChars="0" w:hanging="420" w:firstLineChars="0"/>
+      </w:pPr>
+      <w:rPr>
+        <w:rFonts w:hint="default"/>
+      </w:rPr>
+    </w:lvl>
+    <w:lvl w:ilvl="7" w:tentative="0">
+      <w:start w:val="1"/>
+      <w:numFmt w:val="lowerRoman"/>
+      <w:lvlText w:val="%8)"/>
+      <w:lvlJc w:val="left"/>
+      <w:pPr>
+        <w:tabs>
+          <w:tab w:val="left" w:pos="3360"/>
+        </w:tabs>
+        <w:ind w:left="3360" w:leftChars="0" w:hanging="420" w:firstLineChars="0"/>
+      </w:pPr>
+      <w:rPr>
+        <w:rFonts w:hint="default"/>
+      </w:rPr>
+    </w:lvl>
+    <w:lvl w:ilvl="8" w:tentative="0">
+      <w:start w:val="1"/>
+      <w:numFmt w:val="lowerLetter"/>
+      <w:lvlText w:val="%9."/>
+      <w:lvlJc w:val="left"/>
+      <w:pPr>
+        <w:tabs>
+          <w:tab w:val="left" w:pos="3780"/>
+        </w:tabs>
+        <w:ind w:left="3780" w:leftChars="0" w:hanging="420" w:firstLineChars="0"/>
+      </w:pPr>
+      <w:rPr>
+        <w:rFonts w:hint="default"/>
+      </w:rPr>
+    </w:lvl>
+  </w:abstractNum>
+  <w:abstractNum w:abstractNumId="4">
     <w:nsid w:val="D379CE54"/>
     <w:multiLevelType w:val="singleLevel"/>
     <w:tmpl w:val="D379CE54"/>
@@ -1146,7 +1902,7 @@
       <w:lvlJc w:val="left"/>
     </w:lvl>
   </w:abstractNum>
-  <w:abstractNum w:abstractNumId="2">
+  <w:abstractNum w:abstractNumId="5">
     <w:nsid w:val="DF800451"/>
     <w:multiLevelType w:val="singleLevel"/>
     <w:tmpl w:val="DF800451"/>
@@ -1164,13 +1920,22 @@
     </w:lvl>
   </w:abstractNum>
   <w:num w:numId="1">
-    <w:abstractNumId w:val="1"/>
+    <w:abstractNumId w:val="4"/>
   </w:num>
   <w:num w:numId="2">
-    <w:abstractNumId w:val="0"/>
+    <w:abstractNumId w:val="3"/>
   </w:num>
   <w:num w:numId="3">
     <w:abstractNumId w:val="2"/>
+  </w:num>
+  <w:num w:numId="4">
+    <w:abstractNumId w:val="0"/>
+  </w:num>
+  <w:num w:numId="5">
+    <w:abstractNumId w:val="1"/>
+  </w:num>
+  <w:num w:numId="6">
+    <w:abstractNumId w:val="5"/>
   </w:num>
 </w:numbering>
 </file>

--- a/doc/软件迭代记录.docx
+++ b/doc/软件迭代记录.docx
@@ -1,6 +1,6 @@
 
 <file path=word/document.xml><?xml version="1.0" encoding="utf-8"?>
-<w:document xmlns:wpc="http://schemas.microsoft.com/office/word/2010/wordprocessingCanvas" xmlns:mc="http://schemas.openxmlformats.org/markup-compatibility/2006" xmlns:o="urn:schemas-microsoft-com:office:office" xmlns:r="http://schemas.openxmlformats.org/officeDocument/2006/relationships" xmlns:m="http://schemas.openxmlformats.org/officeDocument/2006/math" xmlns:v="urn:schemas-microsoft-com:vml" xmlns:wp14="http://schemas.microsoft.com/office/word/2010/wordprocessingDrawing" xmlns:wp="http://schemas.openxmlformats.org/drawingml/2006/wordprocessingDrawing" xmlns:w="http://schemas.openxmlformats.org/wordprocessingml/2006/main" xmlns:w14="http://schemas.microsoft.com/office/word/2010/wordml" xmlns:w10="urn:schemas-microsoft-com:office:word" xmlns:w15="http://schemas.microsoft.com/office/word/2012/wordml" xmlns:wpg="http://schemas.microsoft.com/office/word/2010/wordprocessingGroup" xmlns:wpi="http://schemas.microsoft.com/office/word/2010/wordprocessingInk" xmlns:wne="http://schemas.microsoft.com/office/word/2006/wordml" xmlns:wps="http://schemas.microsoft.com/office/word/2010/wordprocessingShape" xmlns:wpsCustomData="http://www.wps.cn/officeDocument/2013/wpsCustomData" mc:Ignorable="w14 w15 wp14">
+<w:document xmlns:wpc="http://schemas.microsoft.com/office/word/2010/wordprocessingCanvas" xmlns:cx="http://schemas.microsoft.com/office/drawing/2014/chartex" xmlns:cx1="http://schemas.microsoft.com/office/drawing/2015/9/8/chartex" xmlns:cx2="http://schemas.microsoft.com/office/drawing/2015/10/21/chartex" xmlns:cx3="http://schemas.microsoft.com/office/drawing/2016/5/9/chartex" xmlns:cx4="http://schemas.microsoft.com/office/drawing/2016/5/10/chartex" xmlns:cx5="http://schemas.microsoft.com/office/drawing/2016/5/11/chartex" xmlns:cx6="http://schemas.microsoft.com/office/drawing/2016/5/12/chartex" xmlns:cx7="http://schemas.microsoft.com/office/drawing/2016/5/13/chartex" xmlns:cx8="http://schemas.microsoft.com/office/drawing/2016/5/14/chartex" xmlns:mc="http://schemas.openxmlformats.org/markup-compatibility/2006" xmlns:o="urn:schemas-microsoft-com:office:office" xmlns:r="http://schemas.openxmlformats.org/officeDocument/2006/relationships" xmlns:m="http://schemas.openxmlformats.org/officeDocument/2006/math" xmlns:v="urn:schemas-microsoft-com:vml" xmlns:wp14="http://schemas.microsoft.com/office/word/2010/wordprocessingDrawing" xmlns:wp="http://schemas.openxmlformats.org/drawingml/2006/wordprocessingDrawing" xmlns:w="http://schemas.openxmlformats.org/wordprocessingml/2006/main" xmlns:w14="http://schemas.microsoft.com/office/word/2010/wordml" xmlns:w10="urn:schemas-microsoft-com:office:word" xmlns:w15="http://schemas.microsoft.com/office/word/2012/wordml" xmlns:wpg="http://schemas.microsoft.com/office/word/2010/wordprocessingGroup" xmlns:wpi="http://schemas.microsoft.com/office/word/2010/wordprocessingInk" xmlns:wne="http://schemas.microsoft.com/office/word/2006/wordml" xmlns:wps="http://schemas.microsoft.com/office/word/2010/wordprocessingShape" xmlns:wpsCustomData="http://www.wps.cn/officeDocument/2013/wpsCustomData" mc:Ignorable="w14 w15 wp14">
   <w:body>
     <w:p>
       <w:pPr>
@@ -45,54 +45,7 @@
           <w:szCs w:val="28"/>
           <w:lang w:val="en-US" w:eastAsia="zh-CN"/>
         </w:rPr>
-        <w:t>0.0.5</w:t>
-      </w:r>
-    </w:p>
-    <w:p>
-      <w:pPr>
-        <w:pStyle w:val="4"/>
-        <w:spacing w:before="240" w:beforeAutospacing="0" w:after="100" w:afterAutospacing="0" w:line="300" w:lineRule="auto"/>
-        <w:ind w:left="0" w:leftChars="0" w:right="0" w:rightChars="0"/>
-        <w:rPr>
-          <w:rFonts w:hint="default" w:ascii="黑体" w:hAnsi="宋体" w:eastAsia="黑体" w:cs="黑体"/>
-          <w:sz w:val="26"/>
-          <w:szCs w:val="26"/>
-          <w:lang w:val="en-US" w:eastAsia="zh-CN"/>
-        </w:rPr>
-      </w:pPr>
-      <w:r>
-        <w:rPr>
-          <w:rFonts w:hint="default" w:ascii="黑体" w:hAnsi="宋体" w:eastAsia="黑体" w:cs="黑体"/>
-          <w:sz w:val="26"/>
-          <w:szCs w:val="26"/>
-        </w:rPr>
-        <w:t>迭代日期：202</w:t>
-      </w:r>
-      <w:r>
-        <w:rPr>
-          <w:rFonts w:hint="eastAsia" w:ascii="黑体" w:hAnsi="宋体" w:eastAsia="黑体" w:cs="黑体"/>
-          <w:sz w:val="26"/>
-          <w:szCs w:val="26"/>
-          <w:lang w:val="en-US" w:eastAsia="zh-CN"/>
-        </w:rPr>
-        <w:t>6</w:t>
-      </w:r>
-      <w:r>
-        <w:rPr>
-          <w:rFonts w:hint="default" w:ascii="黑体" w:hAnsi="宋体" w:eastAsia="黑体" w:cs="黑体"/>
-          <w:sz w:val="26"/>
-          <w:szCs w:val="26"/>
-        </w:rPr>
-        <w:t>-</w:t>
-      </w:r>
-      <w:r>
-        <w:rPr>
-          <w:rFonts w:hint="eastAsia" w:ascii="黑体" w:hAnsi="宋体" w:eastAsia="黑体" w:cs="黑体"/>
-          <w:sz w:val="26"/>
-          <w:szCs w:val="26"/>
-          <w:lang w:val="en-US" w:eastAsia="zh-CN"/>
-        </w:rPr>
-        <w:t>00-00</w:t>
+        <w:t>1.2.2</w:t>
       </w:r>
     </w:p>
     <w:p>
@@ -121,8 +74,11 @@
           <w:ilvl w:val="0"/>
           <w:numId w:val="1"/>
         </w:numPr>
-        <w:spacing w:before="0" w:beforeAutospacing="0" w:after="0" w:afterAutospacing="0" w:line="300" w:lineRule="auto"/>
-        <w:ind w:left="0" w:leftChars="0" w:right="0" w:rightChars="0"/>
+        <w:ind w:left="425" w:leftChars="0" w:hanging="425" w:firstLineChars="0"/>
+        <w:rPr>
+          <w:rFonts w:hint="default"/>
+          <w:lang w:val="en-US"/>
+        </w:rPr>
       </w:pPr>
       <w:r>
         <w:rPr>
@@ -131,15 +87,10 @@
           <w:szCs w:val="24"/>
           <w:lang w:val="en-US" w:eastAsia="zh-CN"/>
         </w:rPr>
-        <w:t>添加五菱装配线精追。</w:t>
-      </w:r>
-    </w:p>
-    <w:p>
-      <w:pPr>
-        <w:rPr>
-          <w:rFonts w:hint="default"/>
-        </w:rPr>
-      </w:pPr>
+        <w:t>适配多种场景下的数据采集</w:t>
+      </w:r>
+      <w:bookmarkStart w:id="0" w:name="_GoBack"/>
+      <w:bookmarkEnd w:id="0"/>
     </w:p>
     <w:p>
       <w:pPr>
@@ -167,25 +118,19 @@
           <w:ilvl w:val="0"/>
           <w:numId w:val="2"/>
         </w:numPr>
-        <w:spacing w:before="0" w:beforeAutospacing="0" w:after="0" w:afterAutospacing="0" w:line="300" w:lineRule="auto"/>
-        <w:ind w:left="0" w:leftChars="0" w:right="0" w:rightChars="0"/>
-      </w:pPr>
-      <w:r>
-        <w:rPr>
-          <w:rFonts w:hint="eastAsia" w:ascii="Calibri" w:hAnsi="宋体" w:eastAsia="宋体" w:cs="宋体"/>
-          <w:sz w:val="24"/>
-          <w:szCs w:val="24"/>
-          <w:lang w:val="en-US" w:eastAsia="zh-CN"/>
-        </w:rPr>
-        <w:t>添加五菱装配线精追。</w:t>
-      </w:r>
-    </w:p>
-    <w:p>
-      <w:pPr>
-        <w:rPr>
-          <w:rFonts w:hint="default"/>
-        </w:rPr>
-      </w:pPr>
+        <w:ind w:left="425" w:leftChars="0" w:hanging="425" w:firstLineChars="0"/>
+        <w:rPr>
+          <w:rFonts w:hint="default" w:eastAsiaTheme="minorEastAsia"/>
+          <w:lang w:val="en-US" w:eastAsia="zh-CN"/>
+        </w:rPr>
+      </w:pPr>
+      <w:r>
+        <w:rPr>
+          <w:rFonts w:hint="eastAsia"/>
+          <w:lang w:val="en-US" w:eastAsia="zh-CN"/>
+        </w:rPr>
+        <w:t>重构采集数据逻辑</w:t>
+      </w:r>
     </w:p>
     <w:p>
       <w:pPr>
@@ -221,7 +166,7 @@
           <w:szCs w:val="28"/>
           <w:lang w:val="en-US" w:eastAsia="zh-CN"/>
         </w:rPr>
-        <w:t>0.0.4</w:t>
+        <w:t>1.1.5</w:t>
       </w:r>
     </w:p>
     <w:p>
@@ -307,27 +252,15 @@
           <w:szCs w:val="24"/>
           <w:lang w:val="en-US" w:eastAsia="zh-CN"/>
         </w:rPr>
-        <w:t>装配线NG检测严格导致无OK件。</w:t>
-      </w:r>
-    </w:p>
-    <w:p>
-      <w:pPr>
-        <w:numPr>
-          <w:ilvl w:val="0"/>
-          <w:numId w:val="3"/>
-        </w:numPr>
-        <w:spacing w:before="0" w:beforeAutospacing="0" w:after="0" w:afterAutospacing="0" w:line="300" w:lineRule="auto"/>
-        <w:ind w:left="0" w:leftChars="0" w:right="0" w:rightChars="0"/>
-      </w:pPr>
-      <w:r>
-        <w:rPr>
-          <w:rFonts w:hint="eastAsia" w:ascii="Calibri" w:hAnsi="宋体" w:eastAsia="宋体" w:cs="宋体"/>
-          <w:sz w:val="24"/>
-          <w:szCs w:val="24"/>
-          <w:lang w:val="en-US" w:eastAsia="zh-CN"/>
-        </w:rPr>
-        <w:t>装配线采集数据不对。</w:t>
-      </w:r>
+        <w:t>添加五菱装配线精追。</w:t>
+      </w:r>
+    </w:p>
+    <w:p>
+      <w:pPr>
+        <w:rPr>
+          <w:rFonts w:hint="default"/>
+        </w:rPr>
+      </w:pPr>
     </w:p>
     <w:p>
       <w:pPr>
@@ -365,164 +298,15 @@
           <w:szCs w:val="24"/>
           <w:lang w:val="en-US" w:eastAsia="zh-CN"/>
         </w:rPr>
-        <w:t>装配线NG放限：</w:t>
-      </w:r>
-    </w:p>
-    <w:p>
-      <w:pPr>
-        <w:numPr>
-          <w:ilvl w:val="1"/>
-          <w:numId w:val="4"/>
-        </w:numPr>
-        <w:spacing w:before="0" w:beforeAutospacing="0" w:after="0" w:afterAutospacing="0" w:line="300" w:lineRule="auto"/>
-        <w:ind w:left="840" w:leftChars="0" w:right="0" w:rightChars="0" w:hanging="420" w:firstLineChars="0"/>
-      </w:pPr>
-      <w:r>
-        <w:rPr>
-          <w:rFonts w:hint="eastAsia" w:ascii="Calibri" w:hAnsi="宋体" w:eastAsia="宋体" w:cs="宋体"/>
-          <w:sz w:val="24"/>
-          <w:szCs w:val="24"/>
-          <w:lang w:val="en-US" w:eastAsia="zh-CN"/>
-        </w:rPr>
-        <w:t>优化掉A线托盘的已使用标记</w:t>
-      </w:r>
-    </w:p>
-    <w:p>
-      <w:pPr>
-        <w:numPr>
-          <w:numId w:val="0"/>
-        </w:numPr>
-        <w:spacing w:before="0" w:beforeAutospacing="0" w:after="0" w:afterAutospacing="0" w:line="300" w:lineRule="auto"/>
-        <w:ind w:left="840" w:leftChars="0" w:right="0" w:rightChars="0"/>
-      </w:pPr>
-      <w:r>
-        <w:rPr>
-          <w:rFonts w:hint="eastAsia" w:ascii="Calibri" w:hAnsi="宋体" w:eastAsia="宋体" w:cs="宋体"/>
-          <w:sz w:val="24"/>
-          <w:szCs w:val="24"/>
-          <w:lang w:val="en-US" w:eastAsia="zh-CN"/>
-        </w:rPr>
-        <w:t>逻辑上循环会出托盘不会重复使用，只会被下次的循环覆盖。</w:t>
-      </w:r>
-    </w:p>
-    <w:p>
-      <w:pPr>
-        <w:numPr>
-          <w:ilvl w:val="1"/>
-          <w:numId w:val="4"/>
-        </w:numPr>
-        <w:spacing w:before="0" w:beforeAutospacing="0" w:after="0" w:afterAutospacing="0" w:line="300" w:lineRule="auto"/>
-        <w:ind w:left="840" w:leftChars="0" w:right="0" w:rightChars="0" w:hanging="420" w:firstLineChars="0"/>
-      </w:pPr>
-      <w:r>
-        <w:rPr>
-          <w:rFonts w:hint="eastAsia" w:ascii="Calibri" w:hAnsi="宋体" w:eastAsia="宋体" w:cs="宋体"/>
-          <w:sz w:val="24"/>
-          <w:szCs w:val="24"/>
-          <w:lang w:val="en-US" w:eastAsia="zh-CN"/>
-        </w:rPr>
-        <w:t>当B线没得A线数据但是B线没得NgCode也是OK。</w:t>
-      </w:r>
-    </w:p>
-    <w:p>
-      <w:pPr>
-        <w:numPr>
-          <w:ilvl w:val="0"/>
-          <w:numId w:val="4"/>
-        </w:numPr>
-        <w:spacing w:before="0" w:beforeAutospacing="0" w:after="0" w:afterAutospacing="0" w:line="300" w:lineRule="auto"/>
-        <w:ind w:left="0" w:leftChars="0" w:right="0" w:rightChars="0" w:firstLine="0" w:firstLineChars="0"/>
-        <w:rPr>
-          <w:rFonts w:hint="default" w:ascii="Calibri" w:hAnsi="宋体" w:eastAsia="宋体" w:cs="宋体"/>
-          <w:sz w:val="24"/>
-          <w:szCs w:val="24"/>
-          <w:lang w:val="en-US" w:eastAsia="zh-CN"/>
-        </w:rPr>
-      </w:pPr>
-      <w:r>
-        <w:rPr>
-          <w:rFonts w:hint="eastAsia" w:ascii="Calibri" w:hAnsi="宋体" w:eastAsia="宋体" w:cs="宋体"/>
-          <w:sz w:val="24"/>
-          <w:szCs w:val="24"/>
-          <w:lang w:val="en-US" w:eastAsia="zh-CN"/>
-        </w:rPr>
-        <w:t>装配线添加对NG和PASS工数据的解析，添加螺栓压装数据。</w:t>
-      </w:r>
-    </w:p>
-    <w:p>
-      <w:pPr>
-        <w:numPr>
-          <w:ilvl w:val="0"/>
-          <w:numId w:val="4"/>
-        </w:numPr>
-        <w:spacing w:before="0" w:beforeAutospacing="0" w:after="0" w:afterAutospacing="0" w:line="300" w:lineRule="auto"/>
-        <w:ind w:left="0" w:leftChars="0" w:right="0" w:rightChars="0" w:firstLine="0" w:firstLineChars="0"/>
-        <w:rPr>
-          <w:rFonts w:hint="default" w:ascii="Calibri" w:hAnsi="宋体" w:eastAsia="宋体" w:cs="宋体"/>
-          <w:sz w:val="24"/>
-          <w:szCs w:val="24"/>
-          <w:lang w:val="en-US" w:eastAsia="zh-CN"/>
-        </w:rPr>
-      </w:pPr>
-      <w:r>
-        <w:rPr>
-          <w:rFonts w:hint="eastAsia" w:ascii="Calibri" w:hAnsi="宋体" w:eastAsia="宋体" w:cs="宋体"/>
-          <w:sz w:val="24"/>
-          <w:szCs w:val="24"/>
-          <w:lang w:val="en-US" w:eastAsia="zh-CN"/>
-        </w:rPr>
-        <w:t>热处理线添加能量记录。</w:t>
-      </w:r>
-    </w:p>
-    <w:p>
-      <w:pPr>
-        <w:numPr>
-          <w:ilvl w:val="0"/>
-          <w:numId w:val="4"/>
-        </w:numPr>
-        <w:spacing w:before="0" w:beforeAutospacing="0" w:after="0" w:afterAutospacing="0" w:line="300" w:lineRule="auto"/>
-        <w:ind w:left="0" w:leftChars="0" w:right="0" w:rightChars="0" w:firstLine="0" w:firstLineChars="0"/>
-        <w:rPr>
-          <w:rFonts w:hint="default" w:ascii="Calibri" w:hAnsi="宋体" w:eastAsia="宋体" w:cs="宋体"/>
-          <w:sz w:val="24"/>
-          <w:szCs w:val="24"/>
-          <w:lang w:val="en-US" w:eastAsia="zh-CN"/>
-        </w:rPr>
-      </w:pPr>
-      <w:r>
-        <w:rPr>
-          <w:rFonts w:hint="eastAsia" w:ascii="Calibri" w:hAnsi="宋体" w:eastAsia="宋体" w:cs="宋体"/>
-          <w:sz w:val="24"/>
-          <w:szCs w:val="24"/>
-          <w:lang w:val="en-US" w:eastAsia="zh-CN"/>
-        </w:rPr>
-        <w:t>修复点位数据类型和小数点位不一导致数据采集错误和点位不一致的问题。</w:t>
-      </w:r>
-    </w:p>
-    <w:p>
-      <w:pPr>
-        <w:numPr>
-          <w:ilvl w:val="0"/>
-          <w:numId w:val="4"/>
-        </w:numPr>
-        <w:spacing w:before="0" w:beforeAutospacing="0" w:after="0" w:afterAutospacing="0" w:line="300" w:lineRule="auto"/>
-        <w:ind w:left="0" w:leftChars="0" w:right="0" w:rightChars="0" w:firstLine="0" w:firstLineChars="0"/>
-        <w:rPr>
-          <w:rFonts w:hint="default" w:ascii="Calibri" w:hAnsi="宋体" w:eastAsia="宋体" w:cs="宋体"/>
-          <w:sz w:val="24"/>
-          <w:szCs w:val="24"/>
-          <w:lang w:val="en-US" w:eastAsia="zh-CN"/>
-        </w:rPr>
-      </w:pPr>
-      <w:r>
-        <w:rPr>
-          <w:rFonts w:hint="eastAsia" w:ascii="Calibri" w:hAnsi="宋体" w:eastAsia="宋体" w:cs="宋体"/>
-          <w:sz w:val="24"/>
-          <w:szCs w:val="24"/>
-          <w:lang w:val="en-US" w:eastAsia="zh-CN"/>
-        </w:rPr>
-        <w:t>部署后台服务添加启动失败重试机制，修复因为电脑性能问题导致电脑启动时候服务抢占不资源无法启动的问题。</w:t>
-      </w:r>
+        <w:t>添加五菱装配线精追。</w:t>
+      </w:r>
+    </w:p>
+    <w:p>
+      <w:pPr>
+        <w:rPr>
+          <w:rFonts w:hint="default"/>
+        </w:rPr>
+      </w:pPr>
     </w:p>
     <w:p>
       <w:pPr>
@@ -558,7 +342,7 @@
           <w:szCs w:val="28"/>
           <w:lang w:val="en-US" w:eastAsia="zh-CN"/>
         </w:rPr>
-        <w:t>0.0.3</w:t>
+        <w:t>1.1.4</w:t>
       </w:r>
     </w:p>
     <w:p>
@@ -567,19 +351,36 @@
         <w:spacing w:before="240" w:beforeAutospacing="0" w:after="100" w:afterAutospacing="0" w:line="300" w:lineRule="auto"/>
         <w:ind w:left="0" w:leftChars="0" w:right="0" w:rightChars="0"/>
         <w:rPr>
+          <w:rFonts w:hint="default" w:ascii="黑体" w:hAnsi="宋体" w:eastAsia="黑体" w:cs="黑体"/>
+          <w:sz w:val="26"/>
+          <w:szCs w:val="26"/>
+          <w:lang w:val="en-US" w:eastAsia="zh-CN"/>
+        </w:rPr>
+      </w:pPr>
+      <w:r>
+        <w:rPr>
+          <w:rFonts w:hint="default" w:ascii="黑体" w:hAnsi="宋体" w:eastAsia="黑体" w:cs="黑体"/>
+          <w:sz w:val="26"/>
+          <w:szCs w:val="26"/>
+        </w:rPr>
+        <w:t>迭代日期：202</w:t>
+      </w:r>
+      <w:r>
+        <w:rPr>
           <w:rFonts w:hint="eastAsia" w:ascii="黑体" w:hAnsi="宋体" w:eastAsia="黑体" w:cs="黑体"/>
           <w:sz w:val="26"/>
           <w:szCs w:val="26"/>
           <w:lang w:val="en-US" w:eastAsia="zh-CN"/>
         </w:rPr>
-      </w:pPr>
-      <w:r>
-        <w:rPr>
-          <w:rFonts w:hint="default" w:ascii="黑体" w:hAnsi="宋体" w:eastAsia="黑体" w:cs="黑体"/>
-          <w:sz w:val="26"/>
-          <w:szCs w:val="26"/>
-        </w:rPr>
-        <w:t>迭代日期：202</w:t>
+        <w:t>6</w:t>
+      </w:r>
+      <w:r>
+        <w:rPr>
+          <w:rFonts w:hint="default" w:ascii="黑体" w:hAnsi="宋体" w:eastAsia="黑体" w:cs="黑体"/>
+          <w:sz w:val="26"/>
+          <w:szCs w:val="26"/>
+        </w:rPr>
+        <w:t>-</w:t>
       </w:r>
       <w:r>
         <w:rPr>
@@ -588,41 +389,7 @@
           <w:szCs w:val="26"/>
           <w:lang w:val="en-US" w:eastAsia="zh-CN"/>
         </w:rPr>
-        <w:t>6</w:t>
-      </w:r>
-      <w:r>
-        <w:rPr>
-          <w:rFonts w:hint="default" w:ascii="黑体" w:hAnsi="宋体" w:eastAsia="黑体" w:cs="黑体"/>
-          <w:sz w:val="26"/>
-          <w:szCs w:val="26"/>
-        </w:rPr>
-        <w:t>-0</w:t>
-      </w:r>
-      <w:r>
-        <w:rPr>
-          <w:rFonts w:hint="eastAsia" w:ascii="黑体" w:hAnsi="宋体" w:eastAsia="黑体" w:cs="黑体"/>
-          <w:sz w:val="26"/>
-          <w:szCs w:val="26"/>
-          <w:lang w:val="en-US" w:eastAsia="zh-CN"/>
-        </w:rPr>
-        <w:t>5</w:t>
-      </w:r>
-      <w:r>
-        <w:rPr>
-          <w:rFonts w:hint="default" w:ascii="黑体" w:hAnsi="宋体" w:eastAsia="黑体" w:cs="黑体"/>
-          <w:sz w:val="26"/>
-          <w:szCs w:val="26"/>
-        </w:rPr>
-        <w:t>-0</w:t>
-      </w:r>
-      <w:r>
-        <w:rPr>
-          <w:rFonts w:hint="eastAsia" w:ascii="黑体" w:hAnsi="宋体" w:eastAsia="黑体" w:cs="黑体"/>
-          <w:sz w:val="26"/>
-          <w:szCs w:val="26"/>
-          <w:lang w:val="en-US" w:eastAsia="zh-CN"/>
-        </w:rPr>
-        <w:t>7</w:t>
+        <w:t>00-00</w:t>
       </w:r>
     </w:p>
     <w:p>
@@ -661,18 +428,7 @@
           <w:szCs w:val="24"/>
           <w:lang w:val="en-US" w:eastAsia="zh-CN"/>
         </w:rPr>
-        <w:t>PLC采集信息号存在</w:t>
-      </w:r>
-      <w:bookmarkStart w:id="0" w:name="_GoBack"/>
-      <w:bookmarkEnd w:id="0"/>
-      <w:r>
-        <w:rPr>
-          <w:rFonts w:hint="eastAsia" w:ascii="Calibri" w:hAnsi="宋体" w:eastAsia="宋体" w:cs="宋体"/>
-          <w:sz w:val="24"/>
-          <w:szCs w:val="24"/>
-          <w:lang w:val="en-US" w:eastAsia="zh-CN"/>
-        </w:rPr>
-        <w:t>持续触发问题，导致重复采集情况发生。</w:t>
+        <w:t>装配线NG检测严格导致无OK件。</w:t>
       </w:r>
     </w:p>
     <w:p>
@@ -691,7 +447,7 @@
           <w:szCs w:val="24"/>
           <w:lang w:val="en-US" w:eastAsia="zh-CN"/>
         </w:rPr>
-        <w:t>客户端默认全屏模式会对生产人员操作造成影响，现场人员可能因此关闭采集软件，进而导致无法正常采集。</w:t>
+        <w:t>装配线采集数据不对。</w:t>
       </w:r>
     </w:p>
     <w:p>
@@ -712,31 +468,6 @@
           <w:szCs w:val="26"/>
         </w:rPr>
         <w:t>迭代内容：</w:t>
-      </w:r>
-    </w:p>
-    <w:p>
-      <w:pPr>
-        <w:numPr>
-          <w:ilvl w:val="0"/>
-          <w:numId w:val="6"/>
-        </w:numPr>
-        <w:spacing w:before="100" w:beforeAutospacing="0" w:after="0" w:afterAutospacing="0" w:line="300" w:lineRule="auto"/>
-        <w:ind w:left="425" w:leftChars="0" w:right="0" w:rightChars="0" w:hanging="425" w:firstLineChars="0"/>
-        <w:rPr>
-          <w:rFonts w:hint="default" w:ascii="Calibri" w:hAnsi="宋体" w:eastAsia="宋体" w:cs="宋体"/>
-          <w:sz w:val="24"/>
-          <w:szCs w:val="24"/>
-          <w:lang w:val="en-US" w:eastAsia="zh-CN"/>
-        </w:rPr>
-      </w:pPr>
-      <w:r>
-        <w:rPr>
-          <w:rFonts w:hint="eastAsia" w:ascii="Calibri" w:hAnsi="宋体" w:eastAsia="宋体" w:cs="宋体"/>
-          <w:sz w:val="24"/>
-          <w:szCs w:val="24"/>
-          <w:lang w:val="en-US" w:eastAsia="zh-CN"/>
-        </w:rPr>
-        <w:t>将采集功能调整为后台服务模式运行。</w:t>
       </w:r>
     </w:p>
     <w:p>
@@ -746,13 +477,7 @@
           <w:numId w:val="6"/>
         </w:numPr>
         <w:spacing w:before="0" w:beforeAutospacing="0" w:after="0" w:afterAutospacing="0" w:line="300" w:lineRule="auto"/>
-        <w:ind w:left="425" w:leftChars="0" w:right="0" w:rightChars="0" w:hanging="425" w:firstLineChars="0"/>
-        <w:rPr>
-          <w:rFonts w:hint="default" w:ascii="Calibri" w:hAnsi="宋体" w:eastAsia="宋体" w:cs="宋体"/>
-          <w:sz w:val="24"/>
-          <w:szCs w:val="24"/>
-          <w:lang w:val="en-US" w:eastAsia="zh-CN"/>
-        </w:rPr>
+        <w:ind w:left="0" w:leftChars="0" w:right="0" w:rightChars="0"/>
       </w:pPr>
       <w:r>
         <w:rPr>
@@ -761,7 +486,64 @@
           <w:szCs w:val="24"/>
           <w:lang w:val="en-US" w:eastAsia="zh-CN"/>
         </w:rPr>
-        <w:t>装配线采集触发新增托盘号检测、热处理采集触发新增序列码检测，优化重复采集问题。</w:t>
+        <w:t>装配线NG放限：</w:t>
+      </w:r>
+    </w:p>
+    <w:p>
+      <w:pPr>
+        <w:numPr>
+          <w:ilvl w:val="1"/>
+          <w:numId w:val="6"/>
+        </w:numPr>
+        <w:spacing w:before="0" w:beforeAutospacing="0" w:after="0" w:afterAutospacing="0" w:line="300" w:lineRule="auto"/>
+        <w:ind w:left="840" w:leftChars="0" w:right="0" w:rightChars="0" w:hanging="420" w:firstLineChars="0"/>
+      </w:pPr>
+      <w:r>
+        <w:rPr>
+          <w:rFonts w:hint="eastAsia" w:ascii="Calibri" w:hAnsi="宋体" w:eastAsia="宋体" w:cs="宋体"/>
+          <w:sz w:val="24"/>
+          <w:szCs w:val="24"/>
+          <w:lang w:val="en-US" w:eastAsia="zh-CN"/>
+        </w:rPr>
+        <w:t>优化掉A线托盘的已使用标记</w:t>
+      </w:r>
+    </w:p>
+    <w:p>
+      <w:pPr>
+        <w:numPr>
+          <w:ilvl w:val="0"/>
+          <w:numId w:val="0"/>
+        </w:numPr>
+        <w:spacing w:before="0" w:beforeAutospacing="0" w:after="0" w:afterAutospacing="0" w:line="300" w:lineRule="auto"/>
+        <w:ind w:left="840" w:leftChars="0" w:right="0" w:rightChars="0"/>
+      </w:pPr>
+      <w:r>
+        <w:rPr>
+          <w:rFonts w:hint="eastAsia" w:ascii="Calibri" w:hAnsi="宋体" w:eastAsia="宋体" w:cs="宋体"/>
+          <w:sz w:val="24"/>
+          <w:szCs w:val="24"/>
+          <w:lang w:val="en-US" w:eastAsia="zh-CN"/>
+        </w:rPr>
+        <w:t>逻辑上循环会出托盘不会重复使用，只会被下次的循环覆盖。</w:t>
+      </w:r>
+    </w:p>
+    <w:p>
+      <w:pPr>
+        <w:numPr>
+          <w:ilvl w:val="1"/>
+          <w:numId w:val="6"/>
+        </w:numPr>
+        <w:spacing w:before="0" w:beforeAutospacing="0" w:after="0" w:afterAutospacing="0" w:line="300" w:lineRule="auto"/>
+        <w:ind w:left="840" w:leftChars="0" w:right="0" w:rightChars="0" w:hanging="420" w:firstLineChars="0"/>
+      </w:pPr>
+      <w:r>
+        <w:rPr>
+          <w:rFonts w:hint="eastAsia" w:ascii="Calibri" w:hAnsi="宋体" w:eastAsia="宋体" w:cs="宋体"/>
+          <w:sz w:val="24"/>
+          <w:szCs w:val="24"/>
+          <w:lang w:val="en-US" w:eastAsia="zh-CN"/>
+        </w:rPr>
+        <w:t>当B线没得A线数据但是B线没得NgCode也是OK。</w:t>
       </w:r>
     </w:p>
     <w:p>
@@ -771,30 +553,22 @@
           <w:numId w:val="6"/>
         </w:numPr>
         <w:spacing w:before="0" w:beforeAutospacing="0" w:after="0" w:afterAutospacing="0" w:line="300" w:lineRule="auto"/>
-        <w:ind w:left="425" w:leftChars="0" w:right="0" w:rightChars="0" w:hanging="425" w:firstLineChars="0"/>
+        <w:ind w:left="0" w:leftChars="0" w:right="0" w:rightChars="0" w:firstLine="0" w:firstLineChars="0"/>
+        <w:rPr>
+          <w:rFonts w:hint="default" w:ascii="Calibri" w:hAnsi="宋体" w:eastAsia="宋体" w:cs="宋体"/>
+          <w:sz w:val="24"/>
+          <w:szCs w:val="24"/>
+          <w:lang w:val="en-US" w:eastAsia="zh-CN"/>
+        </w:rPr>
+      </w:pPr>
+      <w:r>
         <w:rPr>
           <w:rFonts w:hint="eastAsia" w:ascii="Calibri" w:hAnsi="宋体" w:eastAsia="宋体" w:cs="宋体"/>
           <w:sz w:val="24"/>
           <w:szCs w:val="24"/>
           <w:lang w:val="en-US" w:eastAsia="zh-CN"/>
         </w:rPr>
-      </w:pPr>
-      <w:r>
-        <w:rPr>
-          <w:rFonts w:hint="default" w:ascii="Calibri" w:hAnsi="宋体" w:eastAsia="宋体" w:cs="宋体"/>
-          <w:sz w:val="24"/>
-          <w:szCs w:val="24"/>
-        </w:rPr>
-        <w:t>优化系统</w:t>
-      </w:r>
-      <w:r>
-        <w:rPr>
-          <w:rFonts w:hint="eastAsia" w:ascii="Calibri" w:hAnsi="宋体" w:eastAsia="宋体" w:cs="宋体"/>
-          <w:sz w:val="24"/>
-          <w:szCs w:val="24"/>
-          <w:lang w:val="en-US" w:eastAsia="zh-CN"/>
-        </w:rPr>
-        <w:t>采集管理功能，将现有的采集集成到一个软件。便于后续统一维护与管理，减少多软件并行运行的冲突，降低生产现场人员的操作复杂度。</w:t>
+        <w:t>装配线添加对NG和PASS工数据的解析，添加螺栓压装数据。</w:t>
       </w:r>
     </w:p>
     <w:p>
@@ -804,6 +578,343 @@
           <w:numId w:val="6"/>
         </w:numPr>
         <w:spacing w:before="0" w:beforeAutospacing="0" w:after="0" w:afterAutospacing="0" w:line="300" w:lineRule="auto"/>
+        <w:ind w:left="0" w:leftChars="0" w:right="0" w:rightChars="0" w:firstLine="0" w:firstLineChars="0"/>
+        <w:rPr>
+          <w:rFonts w:hint="default" w:ascii="Calibri" w:hAnsi="宋体" w:eastAsia="宋体" w:cs="宋体"/>
+          <w:sz w:val="24"/>
+          <w:szCs w:val="24"/>
+          <w:lang w:val="en-US" w:eastAsia="zh-CN"/>
+        </w:rPr>
+      </w:pPr>
+      <w:r>
+        <w:rPr>
+          <w:rFonts w:hint="eastAsia" w:ascii="Calibri" w:hAnsi="宋体" w:eastAsia="宋体" w:cs="宋体"/>
+          <w:sz w:val="24"/>
+          <w:szCs w:val="24"/>
+          <w:lang w:val="en-US" w:eastAsia="zh-CN"/>
+        </w:rPr>
+        <w:t>热处理线添加能量记录。</w:t>
+      </w:r>
+    </w:p>
+    <w:p>
+      <w:pPr>
+        <w:numPr>
+          <w:ilvl w:val="0"/>
+          <w:numId w:val="6"/>
+        </w:numPr>
+        <w:spacing w:before="0" w:beforeAutospacing="0" w:after="0" w:afterAutospacing="0" w:line="300" w:lineRule="auto"/>
+        <w:ind w:left="0" w:leftChars="0" w:right="0" w:rightChars="0" w:firstLine="0" w:firstLineChars="0"/>
+        <w:rPr>
+          <w:rFonts w:hint="default" w:ascii="Calibri" w:hAnsi="宋体" w:eastAsia="宋体" w:cs="宋体"/>
+          <w:sz w:val="24"/>
+          <w:szCs w:val="24"/>
+          <w:lang w:val="en-US" w:eastAsia="zh-CN"/>
+        </w:rPr>
+      </w:pPr>
+      <w:r>
+        <w:rPr>
+          <w:rFonts w:hint="eastAsia" w:ascii="Calibri" w:hAnsi="宋体" w:eastAsia="宋体" w:cs="宋体"/>
+          <w:sz w:val="24"/>
+          <w:szCs w:val="24"/>
+          <w:lang w:val="en-US" w:eastAsia="zh-CN"/>
+        </w:rPr>
+        <w:t>修复点位数据类型和小数点位不一导致数据采集错误和点位不一致的问题。</w:t>
+      </w:r>
+    </w:p>
+    <w:p>
+      <w:pPr>
+        <w:numPr>
+          <w:ilvl w:val="0"/>
+          <w:numId w:val="6"/>
+        </w:numPr>
+        <w:spacing w:before="0" w:beforeAutospacing="0" w:after="0" w:afterAutospacing="0" w:line="300" w:lineRule="auto"/>
+        <w:ind w:left="0" w:leftChars="0" w:right="0" w:rightChars="0" w:firstLine="0" w:firstLineChars="0"/>
+        <w:rPr>
+          <w:rFonts w:hint="default" w:ascii="Calibri" w:hAnsi="宋体" w:eastAsia="宋体" w:cs="宋体"/>
+          <w:sz w:val="24"/>
+          <w:szCs w:val="24"/>
+          <w:lang w:val="en-US" w:eastAsia="zh-CN"/>
+        </w:rPr>
+      </w:pPr>
+      <w:r>
+        <w:rPr>
+          <w:rFonts w:hint="eastAsia" w:ascii="Calibri" w:hAnsi="宋体" w:eastAsia="宋体" w:cs="宋体"/>
+          <w:sz w:val="24"/>
+          <w:szCs w:val="24"/>
+          <w:lang w:val="en-US" w:eastAsia="zh-CN"/>
+        </w:rPr>
+        <w:t>部署后台服务添加启动失败重试机制，修复因为电脑性能问题导致电脑启动时候服务抢占不资源无法启动的问题。</w:t>
+      </w:r>
+    </w:p>
+    <w:p>
+      <w:pPr>
+        <w:rPr>
+          <w:rFonts w:hint="default"/>
+        </w:rPr>
+      </w:pPr>
+    </w:p>
+    <w:p>
+      <w:pPr>
+        <w:pStyle w:val="3"/>
+        <w:spacing w:before="320" w:beforeAutospacing="0" w:after="100" w:afterAutospacing="0" w:line="300" w:lineRule="auto"/>
+        <w:ind w:left="0" w:leftChars="0" w:right="0" w:rightChars="0"/>
+        <w:rPr>
+          <w:rFonts w:hint="default" w:ascii="黑体" w:hAnsi="宋体" w:eastAsia="黑体" w:cs="黑体"/>
+          <w:sz w:val="28"/>
+          <w:szCs w:val="28"/>
+          <w:lang w:val="en-US" w:eastAsia="zh-CN"/>
+        </w:rPr>
+      </w:pPr>
+      <w:r>
+        <w:rPr>
+          <w:rFonts w:hint="default" w:ascii="黑体" w:hAnsi="宋体" w:eastAsia="黑体" w:cs="黑体"/>
+          <w:sz w:val="28"/>
+          <w:szCs w:val="28"/>
+        </w:rPr>
+        <w:t>版本号：V1.</w:t>
+      </w:r>
+      <w:r>
+        <w:rPr>
+          <w:rFonts w:hint="eastAsia" w:ascii="黑体" w:hAnsi="宋体" w:cs="黑体"/>
+          <w:sz w:val="28"/>
+          <w:szCs w:val="28"/>
+          <w:lang w:val="en-US" w:eastAsia="zh-CN"/>
+        </w:rPr>
+        <w:t>1.1.3</w:t>
+      </w:r>
+    </w:p>
+    <w:p>
+      <w:pPr>
+        <w:pStyle w:val="4"/>
+        <w:spacing w:before="240" w:beforeAutospacing="0" w:after="100" w:afterAutospacing="0" w:line="300" w:lineRule="auto"/>
+        <w:ind w:left="0" w:leftChars="0" w:right="0" w:rightChars="0"/>
+        <w:rPr>
+          <w:rFonts w:hint="eastAsia" w:ascii="黑体" w:hAnsi="宋体" w:eastAsia="黑体" w:cs="黑体"/>
+          <w:sz w:val="26"/>
+          <w:szCs w:val="26"/>
+          <w:lang w:val="en-US" w:eastAsia="zh-CN"/>
+        </w:rPr>
+      </w:pPr>
+      <w:r>
+        <w:rPr>
+          <w:rFonts w:hint="default" w:ascii="黑体" w:hAnsi="宋体" w:eastAsia="黑体" w:cs="黑体"/>
+          <w:sz w:val="26"/>
+          <w:szCs w:val="26"/>
+        </w:rPr>
+        <w:t>迭代日期：202</w:t>
+      </w:r>
+      <w:r>
+        <w:rPr>
+          <w:rFonts w:hint="eastAsia" w:ascii="黑体" w:hAnsi="宋体" w:eastAsia="黑体" w:cs="黑体"/>
+          <w:sz w:val="26"/>
+          <w:szCs w:val="26"/>
+          <w:lang w:val="en-US" w:eastAsia="zh-CN"/>
+        </w:rPr>
+        <w:t>6</w:t>
+      </w:r>
+      <w:r>
+        <w:rPr>
+          <w:rFonts w:hint="default" w:ascii="黑体" w:hAnsi="宋体" w:eastAsia="黑体" w:cs="黑体"/>
+          <w:sz w:val="26"/>
+          <w:szCs w:val="26"/>
+        </w:rPr>
+        <w:t>-0</w:t>
+      </w:r>
+      <w:r>
+        <w:rPr>
+          <w:rFonts w:hint="eastAsia" w:ascii="黑体" w:hAnsi="宋体" w:eastAsia="黑体" w:cs="黑体"/>
+          <w:sz w:val="26"/>
+          <w:szCs w:val="26"/>
+          <w:lang w:val="en-US" w:eastAsia="zh-CN"/>
+        </w:rPr>
+        <w:t>5</w:t>
+      </w:r>
+      <w:r>
+        <w:rPr>
+          <w:rFonts w:hint="default" w:ascii="黑体" w:hAnsi="宋体" w:eastAsia="黑体" w:cs="黑体"/>
+          <w:sz w:val="26"/>
+          <w:szCs w:val="26"/>
+        </w:rPr>
+        <w:t>-0</w:t>
+      </w:r>
+      <w:r>
+        <w:rPr>
+          <w:rFonts w:hint="eastAsia" w:ascii="黑体" w:hAnsi="宋体" w:eastAsia="黑体" w:cs="黑体"/>
+          <w:sz w:val="26"/>
+          <w:szCs w:val="26"/>
+          <w:lang w:val="en-US" w:eastAsia="zh-CN"/>
+        </w:rPr>
+        <w:t>7</w:t>
+      </w:r>
+    </w:p>
+    <w:p>
+      <w:pPr>
+        <w:pStyle w:val="4"/>
+        <w:spacing w:before="240" w:beforeAutospacing="0" w:after="100" w:afterAutospacing="0" w:line="300" w:lineRule="auto"/>
+        <w:ind w:left="0" w:leftChars="0" w:right="0" w:rightChars="0"/>
+        <w:rPr>
+          <w:rFonts w:hint="default" w:ascii="黑体" w:hAnsi="宋体" w:eastAsia="黑体" w:cs="黑体"/>
+          <w:sz w:val="26"/>
+          <w:szCs w:val="26"/>
+        </w:rPr>
+      </w:pPr>
+      <w:r>
+        <w:rPr>
+          <w:rFonts w:hint="default" w:ascii="黑体" w:hAnsi="宋体" w:eastAsia="黑体" w:cs="黑体"/>
+          <w:sz w:val="26"/>
+          <w:szCs w:val="26"/>
+        </w:rPr>
+        <w:t>迭代原因：</w:t>
+      </w:r>
+    </w:p>
+    <w:p>
+      <w:pPr>
+        <w:numPr>
+          <w:ilvl w:val="0"/>
+          <w:numId w:val="7"/>
+        </w:numPr>
+        <w:spacing w:before="0" w:beforeAutospacing="0" w:after="0" w:afterAutospacing="0" w:line="300" w:lineRule="auto"/>
+        <w:ind w:left="0" w:leftChars="0" w:right="0" w:rightChars="0"/>
+      </w:pPr>
+      <w:r>
+        <w:rPr>
+          <w:rFonts w:hint="eastAsia" w:ascii="Calibri" w:hAnsi="宋体" w:eastAsia="宋体" w:cs="宋体"/>
+          <w:sz w:val="24"/>
+          <w:szCs w:val="24"/>
+          <w:lang w:val="en-US" w:eastAsia="zh-CN"/>
+        </w:rPr>
+        <w:t>PLC采集信息号存在持续触发问题，导致重复采集情况发生。</w:t>
+      </w:r>
+    </w:p>
+    <w:p>
+      <w:pPr>
+        <w:numPr>
+          <w:ilvl w:val="0"/>
+          <w:numId w:val="7"/>
+        </w:numPr>
+        <w:spacing w:before="0" w:beforeAutospacing="0" w:after="0" w:afterAutospacing="0" w:line="300" w:lineRule="auto"/>
+        <w:ind w:left="0" w:leftChars="0" w:right="0" w:rightChars="0"/>
+      </w:pPr>
+      <w:r>
+        <w:rPr>
+          <w:rFonts w:hint="eastAsia" w:ascii="Calibri" w:hAnsi="宋体" w:eastAsia="宋体" w:cs="宋体"/>
+          <w:sz w:val="24"/>
+          <w:szCs w:val="24"/>
+          <w:lang w:val="en-US" w:eastAsia="zh-CN"/>
+        </w:rPr>
+        <w:t>客户端默认全屏模式会对生产人员操作造成影响，现场人员可能因此关闭采集软件，进而导致无法正常采集。</w:t>
+      </w:r>
+    </w:p>
+    <w:p>
+      <w:pPr>
+        <w:pStyle w:val="4"/>
+        <w:spacing w:before="240" w:beforeAutospacing="0" w:after="100" w:afterAutospacing="0" w:line="300" w:lineRule="auto"/>
+        <w:ind w:left="0" w:leftChars="0" w:right="0" w:rightChars="0"/>
+        <w:rPr>
+          <w:rFonts w:hint="default" w:ascii="黑体" w:hAnsi="宋体" w:eastAsia="黑体" w:cs="黑体"/>
+          <w:sz w:val="26"/>
+          <w:szCs w:val="26"/>
+        </w:rPr>
+      </w:pPr>
+      <w:r>
+        <w:rPr>
+          <w:rFonts w:hint="default" w:ascii="黑体" w:hAnsi="宋体" w:eastAsia="黑体" w:cs="黑体"/>
+          <w:sz w:val="26"/>
+          <w:szCs w:val="26"/>
+        </w:rPr>
+        <w:t>迭代内容：</w:t>
+      </w:r>
+    </w:p>
+    <w:p>
+      <w:pPr>
+        <w:numPr>
+          <w:ilvl w:val="0"/>
+          <w:numId w:val="8"/>
+        </w:numPr>
+        <w:spacing w:before="100" w:beforeAutospacing="0" w:after="0" w:afterAutospacing="0" w:line="300" w:lineRule="auto"/>
+        <w:ind w:left="425" w:leftChars="0" w:right="0" w:rightChars="0" w:hanging="425" w:firstLineChars="0"/>
+        <w:rPr>
+          <w:rFonts w:hint="default" w:ascii="Calibri" w:hAnsi="宋体" w:eastAsia="宋体" w:cs="宋体"/>
+          <w:sz w:val="24"/>
+          <w:szCs w:val="24"/>
+          <w:lang w:val="en-US" w:eastAsia="zh-CN"/>
+        </w:rPr>
+      </w:pPr>
+      <w:r>
+        <w:rPr>
+          <w:rFonts w:hint="eastAsia" w:ascii="Calibri" w:hAnsi="宋体" w:eastAsia="宋体" w:cs="宋体"/>
+          <w:sz w:val="24"/>
+          <w:szCs w:val="24"/>
+          <w:lang w:val="en-US" w:eastAsia="zh-CN"/>
+        </w:rPr>
+        <w:t>将采集功能调整为后台服务模式运行。</w:t>
+      </w:r>
+    </w:p>
+    <w:p>
+      <w:pPr>
+        <w:numPr>
+          <w:ilvl w:val="0"/>
+          <w:numId w:val="8"/>
+        </w:numPr>
+        <w:spacing w:before="0" w:beforeAutospacing="0" w:after="0" w:afterAutospacing="0" w:line="300" w:lineRule="auto"/>
+        <w:ind w:left="425" w:leftChars="0" w:right="0" w:rightChars="0" w:hanging="425" w:firstLineChars="0"/>
+        <w:rPr>
+          <w:rFonts w:hint="default" w:ascii="Calibri" w:hAnsi="宋体" w:eastAsia="宋体" w:cs="宋体"/>
+          <w:sz w:val="24"/>
+          <w:szCs w:val="24"/>
+          <w:lang w:val="en-US" w:eastAsia="zh-CN"/>
+        </w:rPr>
+      </w:pPr>
+      <w:r>
+        <w:rPr>
+          <w:rFonts w:hint="eastAsia" w:ascii="Calibri" w:hAnsi="宋体" w:eastAsia="宋体" w:cs="宋体"/>
+          <w:sz w:val="24"/>
+          <w:szCs w:val="24"/>
+          <w:lang w:val="en-US" w:eastAsia="zh-CN"/>
+        </w:rPr>
+        <w:t>装配线采集触发新增托盘号检测、热处理采集触发新增序列码检测，优化重复采集问题。</w:t>
+      </w:r>
+    </w:p>
+    <w:p>
+      <w:pPr>
+        <w:numPr>
+          <w:ilvl w:val="0"/>
+          <w:numId w:val="8"/>
+        </w:numPr>
+        <w:spacing w:before="0" w:beforeAutospacing="0" w:after="0" w:afterAutospacing="0" w:line="300" w:lineRule="auto"/>
+        <w:ind w:left="425" w:leftChars="0" w:right="0" w:rightChars="0" w:hanging="425" w:firstLineChars="0"/>
+        <w:rPr>
+          <w:rFonts w:hint="eastAsia" w:ascii="Calibri" w:hAnsi="宋体" w:eastAsia="宋体" w:cs="宋体"/>
+          <w:sz w:val="24"/>
+          <w:szCs w:val="24"/>
+          <w:lang w:val="en-US" w:eastAsia="zh-CN"/>
+        </w:rPr>
+      </w:pPr>
+      <w:r>
+        <w:rPr>
+          <w:rFonts w:hint="default" w:ascii="Calibri" w:hAnsi="宋体" w:eastAsia="宋体" w:cs="宋体"/>
+          <w:sz w:val="24"/>
+          <w:szCs w:val="24"/>
+        </w:rPr>
+        <w:t>优化系统</w:t>
+      </w:r>
+      <w:r>
+        <w:rPr>
+          <w:rFonts w:hint="eastAsia" w:ascii="Calibri" w:hAnsi="宋体" w:eastAsia="宋体" w:cs="宋体"/>
+          <w:sz w:val="24"/>
+          <w:szCs w:val="24"/>
+          <w:lang w:val="en-US" w:eastAsia="zh-CN"/>
+        </w:rPr>
+        <w:t>采集管理功能，将现有的采集集成到一个软件。便于后续统一维护与管理，减少多软件并行运行的冲突，降低生产现场人员的操作复杂度。</w:t>
+      </w:r>
+    </w:p>
+    <w:p>
+      <w:pPr>
+        <w:numPr>
+          <w:ilvl w:val="0"/>
+          <w:numId w:val="8"/>
+        </w:numPr>
+        <w:spacing w:before="0" w:beforeAutospacing="0" w:after="0" w:afterAutospacing="0" w:line="300" w:lineRule="auto"/>
         <w:ind w:left="425" w:leftChars="0" w:right="0" w:rightChars="0" w:hanging="425" w:firstLineChars="0"/>
         <w:rPr>
           <w:rFonts w:hint="default" w:ascii="Calibri" w:hAnsi="宋体" w:eastAsia="宋体" w:cs="宋体"/>
@@ -874,7 +985,7 @@
           <w:sz w:val="28"/>
           <w:szCs w:val="28"/>
         </w:rPr>
-        <w:t>版本号：V1.0.</w:t>
+        <w:t>版本号：V1.</w:t>
       </w:r>
       <w:r>
         <w:rPr>
@@ -883,7 +994,24 @@
           <w:szCs w:val="28"/>
           <w:lang w:val="en-US" w:eastAsia="zh-CN"/>
         </w:rPr>
-        <w:t>0.2</w:t>
+        <w:t>1</w:t>
+      </w:r>
+      <w:r>
+        <w:rPr>
+          <w:rFonts w:hint="default" w:ascii="黑体" w:hAnsi="宋体" w:eastAsia="黑体" w:cs="黑体"/>
+          <w:sz w:val="28"/>
+          <w:szCs w:val="28"/>
+        </w:rPr>
+        <w:t>.</w:t>
+      </w:r>
+      <w:r>
+        <w:rPr>
+          <w:rFonts w:hint="eastAsia" w:ascii="黑体" w:hAnsi="宋体" w:cs="黑体"/>
+          <w:sz w:val="28"/>
+          <w:szCs w:val="28"/>
+          <w:lang w:val="en-US" w:eastAsia="zh-CN"/>
+        </w:rPr>
+        <w:t>1.2</w:t>
       </w:r>
     </w:p>
     <w:p>
@@ -1259,7 +1387,7 @@
       <w:pPr>
         <w:numPr>
           <w:ilvl w:val="0"/>
-          <w:numId w:val="5"/>
+          <w:numId w:val="7"/>
         </w:numPr>
         <w:spacing w:before="0" w:beforeAutospacing="0" w:after="0" w:afterAutospacing="0" w:line="300" w:lineRule="auto"/>
         <w:ind w:left="0" w:leftChars="0" w:right="0" w:rightChars="0"/>
@@ -1284,7 +1412,7 @@
       <w:pPr>
         <w:numPr>
           <w:ilvl w:val="0"/>
-          <w:numId w:val="5"/>
+          <w:numId w:val="7"/>
         </w:numPr>
         <w:spacing w:before="0" w:beforeAutospacing="0" w:after="0" w:afterAutospacing="0" w:line="300" w:lineRule="auto"/>
         <w:ind w:left="0" w:leftChars="0" w:right="0" w:rightChars="0"/>
@@ -1919,22 +2047,62 @@
       </w:rPr>
     </w:lvl>
   </w:abstractNum>
+  <w:abstractNum w:abstractNumId="6">
+    <w:nsid w:val="21B73E22"/>
+    <w:multiLevelType w:val="singleLevel"/>
+    <w:tmpl w:val="21B73E22"/>
+    <w:lvl w:ilvl="0" w:tentative="0">
+      <w:start w:val="1"/>
+      <w:numFmt w:val="decimal"/>
+      <w:lvlText w:val="%1."/>
+      <w:lvlJc w:val="left"/>
+      <w:pPr>
+        <w:ind w:left="425" w:hanging="425"/>
+      </w:pPr>
+      <w:rPr>
+        <w:rFonts w:hint="default"/>
+      </w:rPr>
+    </w:lvl>
+  </w:abstractNum>
+  <w:abstractNum w:abstractNumId="7">
+    <w:nsid w:val="611F7DB5"/>
+    <w:multiLevelType w:val="singleLevel"/>
+    <w:tmpl w:val="611F7DB5"/>
+    <w:lvl w:ilvl="0" w:tentative="0">
+      <w:start w:val="1"/>
+      <w:numFmt w:val="decimal"/>
+      <w:lvlText w:val="%1."/>
+      <w:lvlJc w:val="left"/>
+      <w:pPr>
+        <w:ind w:left="425" w:hanging="425"/>
+      </w:pPr>
+      <w:rPr>
+        <w:rFonts w:hint="default"/>
+      </w:rPr>
+    </w:lvl>
+  </w:abstractNum>
   <w:num w:numId="1">
+    <w:abstractNumId w:val="7"/>
+  </w:num>
+  <w:num w:numId="2">
+    <w:abstractNumId w:val="6"/>
+  </w:num>
+  <w:num w:numId="3">
     <w:abstractNumId w:val="4"/>
   </w:num>
-  <w:num w:numId="2">
+  <w:num w:numId="4">
     <w:abstractNumId w:val="3"/>
   </w:num>
-  <w:num w:numId="3">
+  <w:num w:numId="5">
     <w:abstractNumId w:val="2"/>
   </w:num>
-  <w:num w:numId="4">
+  <w:num w:numId="6">
     <w:abstractNumId w:val="0"/>
   </w:num>
-  <w:num w:numId="5">
+  <w:num w:numId="7">
     <w:abstractNumId w:val="1"/>
   </w:num>
-  <w:num w:numId="6">
+  <w:num w:numId="8">
     <w:abstractNumId w:val="5"/>
   </w:num>
 </w:numbering>
